--- a/docs/User Guide(Updated).docx
+++ b/docs/User Guide(Updated).docx
@@ -924,9 +924,1109 @@
         <w:t>8 Using the Software</w:t>
       </w:r>
     </w:p>
+    <w:p>
+      <w:pPr>
+        <w:rPr>
+          <w:b/>
+          <w:bCs/>
+        </w:rPr>
+      </w:pPr>
+      <w:r>
+        <w:rPr>
+          <w:b/>
+          <w:bCs/>
+        </w:rPr>
+        <w:t>Task 1: Launching the Game</w:t>
+      </w:r>
+    </w:p>
+    <w:p>
+      <w:pPr>
+        <w:numPr>
+          <w:ilvl w:val="0"/>
+          <w:numId w:val="42"/>
+        </w:numPr>
+      </w:pPr>
+      <w:r>
+        <w:t>Navigate the project folder on your computer.</w:t>
+      </w:r>
+    </w:p>
+    <w:p>
+      <w:pPr>
+        <w:numPr>
+          <w:ilvl w:val="0"/>
+          <w:numId w:val="42"/>
+        </w:numPr>
+      </w:pPr>
+      <w:r>
+        <w:t>Double-click breakout.py</w:t>
+      </w:r>
+      <w:r>
+        <w:t xml:space="preserve"> to open</w:t>
+      </w:r>
+      <w:r>
+        <w:t> (or right-click and select </w:t>
+      </w:r>
+      <w:r>
+        <w:rPr>
+          <w:b/>
+          <w:bCs/>
+        </w:rPr>
+        <w:t>Run with Python</w:t>
+      </w:r>
+      <w:r>
+        <w:t>).</w:t>
+      </w:r>
+    </w:p>
+    <w:p>
+      <w:pPr>
+        <w:numPr>
+          <w:ilvl w:val="0"/>
+          <w:numId w:val="42"/>
+        </w:numPr>
+      </w:pPr>
+      <w:r>
+        <w:t>Press </w:t>
+      </w:r>
+      <w:r>
+        <w:rPr>
+          <w:b/>
+          <w:bCs/>
+        </w:rPr>
+        <w:t>SPACE</w:t>
+      </w:r>
+      <w:r>
+        <w:t> on the Title Screen to proceed.</w:t>
+      </w:r>
+    </w:p>
+    <w:p>
+      <w:pPr>
+        <w:numPr>
+          <w:ilvl w:val="0"/>
+          <w:numId w:val="42"/>
+        </w:numPr>
+      </w:pPr>
+      <w:r>
+        <w:t>Use the </w:t>
+      </w:r>
+      <w:r>
+        <w:rPr>
+          <w:b/>
+          <w:bCs/>
+        </w:rPr>
+        <w:t>UP/DOWN ARROW</w:t>
+      </w:r>
+      <w:r>
+        <w:t> keys to highlight a level and press </w:t>
+      </w:r>
+      <w:r>
+        <w:rPr>
+          <w:b/>
+          <w:bCs/>
+        </w:rPr>
+        <w:t>ENTER</w:t>
+      </w:r>
+      <w:r>
+        <w:t> to load it.</w:t>
+      </w:r>
+    </w:p>
+    <w:p>
+      <w:pPr>
+        <w:numPr>
+          <w:ilvl w:val="1"/>
+          <w:numId w:val="43"/>
+        </w:numPr>
+      </w:pPr>
+      <w:r>
+        <w:rPr>
+          <w:b/>
+          <w:bCs/>
+        </w:rPr>
+        <w:t>Outcome:</w:t>
+      </w:r>
+      <w:r>
+        <w:t> The game environment initializes, and the paddle/ball appears in the "Ready" state.</w:t>
+      </w:r>
+    </w:p>
+    <w:p>
+      <w:pPr>
+        <w:rPr>
+          <w:b/>
+          <w:bCs/>
+        </w:rPr>
+      </w:pPr>
+      <w:r>
+        <w:rPr>
+          <w:b/>
+          <w:bCs/>
+        </w:rPr>
+        <w:drawing>
+          <wp:inline distT="0" distB="0" distL="0" distR="0" wp14:anchorId="688DF20C" wp14:editId="1340F68C">
+            <wp:extent cx="3762375" cy="2420622"/>
+            <wp:effectExtent l="0" t="0" r="0" b="0"/>
+            <wp:docPr id="2028123370" name="Picture 1"/>
+            <wp:cNvGraphicFramePr>
+              <a:graphicFrameLocks xmlns:a="http://schemas.openxmlformats.org/drawingml/2006/main" noChangeAspect="1"/>
+            </wp:cNvGraphicFramePr>
+            <a:graphic xmlns:a="http://schemas.openxmlformats.org/drawingml/2006/main">
+              <a:graphicData uri="http://schemas.openxmlformats.org/drawingml/2006/picture">
+                <pic:pic xmlns:pic="http://schemas.openxmlformats.org/drawingml/2006/picture">
+                  <pic:nvPicPr>
+                    <pic:cNvPr id="2028123370" name=""/>
+                    <pic:cNvPicPr/>
+                  </pic:nvPicPr>
+                  <pic:blipFill>
+                    <a:blip r:embed="rId7"/>
+                    <a:stretch>
+                      <a:fillRect/>
+                    </a:stretch>
+                  </pic:blipFill>
+                  <pic:spPr>
+                    <a:xfrm>
+                      <a:off x="0" y="0"/>
+                      <a:ext cx="3774314" cy="2428303"/>
+                    </a:xfrm>
+                    <a:prstGeom prst="rect">
+                      <a:avLst/>
+                    </a:prstGeom>
+                  </pic:spPr>
+                </pic:pic>
+              </a:graphicData>
+            </a:graphic>
+          </wp:inline>
+        </w:drawing>
+      </w:r>
+    </w:p>
+    <w:p>
+      <w:pPr>
+        <w:rPr>
+          <w:i/>
+          <w:iCs/>
+        </w:rPr>
+      </w:pPr>
+      <w:r>
+        <w:rPr>
+          <w:i/>
+          <w:iCs/>
+        </w:rPr>
+        <w:t>Figure 1: Opening breakout.py from project folder.</w:t>
+      </w:r>
+    </w:p>
+    <w:p>
+      <w:pPr>
+        <w:rPr>
+          <w:i/>
+          <w:iCs/>
+        </w:rPr>
+      </w:pPr>
+    </w:p>
+    <w:p>
+      <w:pPr>
+        <w:rPr>
+          <w:i/>
+          <w:iCs/>
+        </w:rPr>
+      </w:pPr>
+      <w:r>
+        <w:rPr>
+          <w:i/>
+          <w:iCs/>
+        </w:rPr>
+        <w:lastRenderedPageBreak/>
+        <w:drawing>
+          <wp:inline distT="0" distB="0" distL="0" distR="0" wp14:anchorId="07102517" wp14:editId="475A8FFC">
+            <wp:extent cx="3056781" cy="2295525"/>
+            <wp:effectExtent l="0" t="0" r="0" b="0"/>
+            <wp:docPr id="1764438651" name="Picture 1"/>
+            <wp:cNvGraphicFramePr>
+              <a:graphicFrameLocks xmlns:a="http://schemas.openxmlformats.org/drawingml/2006/main" noChangeAspect="1"/>
+            </wp:cNvGraphicFramePr>
+            <a:graphic xmlns:a="http://schemas.openxmlformats.org/drawingml/2006/main">
+              <a:graphicData uri="http://schemas.openxmlformats.org/drawingml/2006/picture">
+                <pic:pic xmlns:pic="http://schemas.openxmlformats.org/drawingml/2006/picture">
+                  <pic:nvPicPr>
+                    <pic:cNvPr id="1764438651" name=""/>
+                    <pic:cNvPicPr/>
+                  </pic:nvPicPr>
+                  <pic:blipFill>
+                    <a:blip r:embed="rId8"/>
+                    <a:stretch>
+                      <a:fillRect/>
+                    </a:stretch>
+                  </pic:blipFill>
+                  <pic:spPr>
+                    <a:xfrm>
+                      <a:off x="0" y="0"/>
+                      <a:ext cx="3070665" cy="2305952"/>
+                    </a:xfrm>
+                    <a:prstGeom prst="rect">
+                      <a:avLst/>
+                    </a:prstGeom>
+                  </pic:spPr>
+                </pic:pic>
+              </a:graphicData>
+            </a:graphic>
+          </wp:inline>
+        </w:drawing>
+      </w:r>
+    </w:p>
+    <w:p>
+      <w:pPr>
+        <w:rPr>
+          <w:i/>
+          <w:iCs/>
+        </w:rPr>
+      </w:pPr>
+      <w:r>
+        <w:rPr>
+          <w:i/>
+          <w:iCs/>
+        </w:rPr>
+        <w:t>Figure 1A: Breakout main menu screen after running breakout.py</w:t>
+      </w:r>
+      <w:r>
+        <w:rPr>
+          <w:i/>
+          <w:iCs/>
+        </w:rPr>
+        <w:t>.</w:t>
+      </w:r>
+    </w:p>
+    <w:p>
+      <w:pPr>
+        <w:rPr>
+          <w:i/>
+          <w:iCs/>
+        </w:rPr>
+      </w:pPr>
+    </w:p>
+    <w:p>
+      <w:pPr>
+        <w:rPr>
+          <w:i/>
+          <w:iCs/>
+        </w:rPr>
+      </w:pPr>
+      <w:r>
+        <w:rPr>
+          <w:i/>
+          <w:iCs/>
+        </w:rPr>
+        <w:drawing>
+          <wp:inline distT="0" distB="0" distL="0" distR="0" wp14:anchorId="43097BA4" wp14:editId="72EBECCA">
+            <wp:extent cx="2809875" cy="2113710"/>
+            <wp:effectExtent l="0" t="0" r="0" b="1270"/>
+            <wp:docPr id="1210103423" name="Picture 1"/>
+            <wp:cNvGraphicFramePr>
+              <a:graphicFrameLocks xmlns:a="http://schemas.openxmlformats.org/drawingml/2006/main" noChangeAspect="1"/>
+            </wp:cNvGraphicFramePr>
+            <a:graphic xmlns:a="http://schemas.openxmlformats.org/drawingml/2006/main">
+              <a:graphicData uri="http://schemas.openxmlformats.org/drawingml/2006/picture">
+                <pic:pic xmlns:pic="http://schemas.openxmlformats.org/drawingml/2006/picture">
+                  <pic:nvPicPr>
+                    <pic:cNvPr id="1210103423" name=""/>
+                    <pic:cNvPicPr/>
+                  </pic:nvPicPr>
+                  <pic:blipFill>
+                    <a:blip r:embed="rId9"/>
+                    <a:stretch>
+                      <a:fillRect/>
+                    </a:stretch>
+                  </pic:blipFill>
+                  <pic:spPr>
+                    <a:xfrm>
+                      <a:off x="0" y="0"/>
+                      <a:ext cx="2824363" cy="2124608"/>
+                    </a:xfrm>
+                    <a:prstGeom prst="rect">
+                      <a:avLst/>
+                    </a:prstGeom>
+                  </pic:spPr>
+                </pic:pic>
+              </a:graphicData>
+            </a:graphic>
+          </wp:inline>
+        </w:drawing>
+      </w:r>
+    </w:p>
+    <w:p>
+      <w:pPr>
+        <w:rPr>
+          <w:i/>
+          <w:iCs/>
+        </w:rPr>
+      </w:pPr>
+      <w:r>
+        <w:rPr>
+          <w:i/>
+          <w:iCs/>
+        </w:rPr>
+        <w:t xml:space="preserve">Figure 1B: Select Level </w:t>
+      </w:r>
+      <w:r>
+        <w:rPr>
+          <w:i/>
+          <w:iCs/>
+        </w:rPr>
+        <w:t>Screen (</w:t>
+      </w:r>
+      <w:r>
+        <w:rPr>
+          <w:i/>
+          <w:iCs/>
+        </w:rPr>
+        <w:t>Use shown inputs to select level)</w:t>
+      </w:r>
+      <w:r>
+        <w:rPr>
+          <w:i/>
+          <w:iCs/>
+        </w:rPr>
+        <w:t>.</w:t>
+      </w:r>
+    </w:p>
     <w:p/>
     <w:p>
       <w:pPr>
+        <w:rPr>
+          <w:b/>
+          <w:bCs/>
+        </w:rPr>
+      </w:pPr>
+      <w:r>
+        <w:rPr>
+          <w:b/>
+          <w:bCs/>
+        </w:rPr>
+        <w:t>Task 2: Launching and Controlling the Ball</w:t>
+      </w:r>
+    </w:p>
+    <w:p>
+      <w:pPr>
+        <w:numPr>
+          <w:ilvl w:val="0"/>
+          <w:numId w:val="44"/>
+        </w:numPr>
+      </w:pPr>
+      <w:r>
+        <w:rPr>
+          <w:b/>
+          <w:bCs/>
+        </w:rPr>
+        <w:t>Release:</w:t>
+      </w:r>
+      <w:r>
+        <w:t> When the "Press SPACE to Launch" prompt appears, press </w:t>
+      </w:r>
+      <w:r>
+        <w:rPr>
+          <w:b/>
+          <w:bCs/>
+        </w:rPr>
+        <w:t>SPACE</w:t>
+      </w:r>
+      <w:r>
+        <w:t>.</w:t>
+      </w:r>
+    </w:p>
+    <w:p>
+      <w:pPr>
+        <w:numPr>
+          <w:ilvl w:val="0"/>
+          <w:numId w:val="44"/>
+        </w:numPr>
+      </w:pPr>
+      <w:r>
+        <w:rPr>
+          <w:b/>
+          <w:bCs/>
+        </w:rPr>
+        <w:t>Move:</w:t>
+      </w:r>
+      <w:r>
+        <w:t> Use the </w:t>
+      </w:r>
+      <w:r>
+        <w:rPr>
+          <w:b/>
+          <w:bCs/>
+        </w:rPr>
+        <w:t>A / LEFT ARROW</w:t>
+      </w:r>
+      <w:r>
+        <w:t> or </w:t>
+      </w:r>
+      <w:r>
+        <w:rPr>
+          <w:b/>
+          <w:bCs/>
+        </w:rPr>
+        <w:t>D / RIGHT ARROW</w:t>
+      </w:r>
+      <w:r>
+        <w:t> keys to slide the paddle.</w:t>
+      </w:r>
+    </w:p>
+    <w:p>
+      <w:pPr>
+        <w:numPr>
+          <w:ilvl w:val="0"/>
+          <w:numId w:val="44"/>
+        </w:numPr>
+      </w:pPr>
+      <w:r>
+        <w:rPr>
+          <w:b/>
+          <w:bCs/>
+        </w:rPr>
+        <w:t>Goal:</w:t>
+      </w:r>
+      <w:r>
+        <w:t> Deflect the ball into the blocks. The round continues until all blocks are destroyed or the ball falls off the bottom of the screen.</w:t>
+      </w:r>
+    </w:p>
+    <w:p>
+      <w:pPr>
+        <w:numPr>
+          <w:ilvl w:val="1"/>
+          <w:numId w:val="45"/>
+        </w:numPr>
+      </w:pPr>
+      <w:r>
+        <w:rPr>
+          <w:b/>
+          <w:bCs/>
+        </w:rPr>
+        <w:t>Tip:</w:t>
+      </w:r>
+      <w:r>
+        <w:t> If the paddle doesn't move, click the game window to ensure it is the active window.</w:t>
+      </w:r>
+    </w:p>
+    <w:p>
+      <w:pPr>
+        <w:rPr>
+          <w:b/>
+          <w:bCs/>
+        </w:rPr>
+      </w:pPr>
+      <w:r>
+        <w:rPr>
+          <w:b/>
+          <w:bCs/>
+        </w:rPr>
+        <w:lastRenderedPageBreak/>
+        <w:drawing>
+          <wp:inline distT="0" distB="0" distL="0" distR="0" wp14:anchorId="7F778AEA" wp14:editId="325F5569">
+            <wp:extent cx="2733526" cy="2028825"/>
+            <wp:effectExtent l="0" t="0" r="0" b="0"/>
+            <wp:docPr id="231313577" name="Picture 1"/>
+            <wp:cNvGraphicFramePr>
+              <a:graphicFrameLocks xmlns:a="http://schemas.openxmlformats.org/drawingml/2006/main" noChangeAspect="1"/>
+            </wp:cNvGraphicFramePr>
+            <a:graphic xmlns:a="http://schemas.openxmlformats.org/drawingml/2006/main">
+              <a:graphicData uri="http://schemas.openxmlformats.org/drawingml/2006/picture">
+                <pic:pic xmlns:pic="http://schemas.openxmlformats.org/drawingml/2006/picture">
+                  <pic:nvPicPr>
+                    <pic:cNvPr id="231313577" name=""/>
+                    <pic:cNvPicPr/>
+                  </pic:nvPicPr>
+                  <pic:blipFill>
+                    <a:blip r:embed="rId10"/>
+                    <a:stretch>
+                      <a:fillRect/>
+                    </a:stretch>
+                  </pic:blipFill>
+                  <pic:spPr>
+                    <a:xfrm>
+                      <a:off x="0" y="0"/>
+                      <a:ext cx="2742726" cy="2035653"/>
+                    </a:xfrm>
+                    <a:prstGeom prst="rect">
+                      <a:avLst/>
+                    </a:prstGeom>
+                  </pic:spPr>
+                </pic:pic>
+              </a:graphicData>
+            </a:graphic>
+          </wp:inline>
+        </w:drawing>
+      </w:r>
+    </w:p>
+    <w:p>
+      <w:pPr>
+        <w:rPr>
+          <w:i/>
+          <w:iCs/>
+        </w:rPr>
+      </w:pPr>
+      <w:r>
+        <w:rPr>
+          <w:i/>
+          <w:iCs/>
+        </w:rPr>
+        <w:t>Figure 2: Screen after selecting level</w:t>
+      </w:r>
+      <w:r>
+        <w:rPr>
+          <w:i/>
+          <w:iCs/>
+        </w:rPr>
+        <w:t>.</w:t>
+      </w:r>
+    </w:p>
+    <w:p>
+      <w:r>
+        <w:drawing>
+          <wp:inline distT="0" distB="0" distL="0" distR="0" wp14:anchorId="429D5240" wp14:editId="21F579B3">
+            <wp:extent cx="2895600" cy="2179125"/>
+            <wp:effectExtent l="0" t="0" r="0" b="0"/>
+            <wp:docPr id="119625462" name="Picture 1"/>
+            <wp:cNvGraphicFramePr>
+              <a:graphicFrameLocks xmlns:a="http://schemas.openxmlformats.org/drawingml/2006/main" noChangeAspect="1"/>
+            </wp:cNvGraphicFramePr>
+            <a:graphic xmlns:a="http://schemas.openxmlformats.org/drawingml/2006/main">
+              <a:graphicData uri="http://schemas.openxmlformats.org/drawingml/2006/picture">
+                <pic:pic xmlns:pic="http://schemas.openxmlformats.org/drawingml/2006/picture">
+                  <pic:nvPicPr>
+                    <pic:cNvPr id="119625462" name=""/>
+                    <pic:cNvPicPr/>
+                  </pic:nvPicPr>
+                  <pic:blipFill>
+                    <a:blip r:embed="rId11"/>
+                    <a:stretch>
+                      <a:fillRect/>
+                    </a:stretch>
+                  </pic:blipFill>
+                  <pic:spPr>
+                    <a:xfrm>
+                      <a:off x="0" y="0"/>
+                      <a:ext cx="2910303" cy="2190190"/>
+                    </a:xfrm>
+                    <a:prstGeom prst="rect">
+                      <a:avLst/>
+                    </a:prstGeom>
+                  </pic:spPr>
+                </pic:pic>
+              </a:graphicData>
+            </a:graphic>
+          </wp:inline>
+        </w:drawing>
+      </w:r>
+    </w:p>
+    <w:p>
+      <w:pPr>
+        <w:rPr>
+          <w:i/>
+          <w:iCs/>
+        </w:rPr>
+      </w:pPr>
+      <w:r>
+        <w:rPr>
+          <w:i/>
+          <w:iCs/>
+        </w:rPr>
+        <w:t>Figure 2A: Ball in action after starting game</w:t>
+      </w:r>
+      <w:r>
+        <w:rPr>
+          <w:i/>
+          <w:iCs/>
+        </w:rPr>
+        <w:t>.</w:t>
+      </w:r>
+    </w:p>
+    <w:p>
+      <w:pPr>
+        <w:rPr>
+          <w:i/>
+          <w:iCs/>
+        </w:rPr>
+      </w:pPr>
+    </w:p>
+    <w:p>
+      <w:pPr>
+        <w:rPr>
+          <w:i/>
+          <w:iCs/>
+        </w:rPr>
+      </w:pPr>
+      <w:r>
+        <w:rPr>
+          <w:i/>
+          <w:iCs/>
+        </w:rPr>
+        <w:drawing>
+          <wp:inline distT="0" distB="0" distL="0" distR="0" wp14:anchorId="456F4289" wp14:editId="35430166">
+            <wp:extent cx="2905125" cy="2176050"/>
+            <wp:effectExtent l="0" t="0" r="0" b="0"/>
+            <wp:docPr id="516430703" name="Picture 1"/>
+            <wp:cNvGraphicFramePr>
+              <a:graphicFrameLocks xmlns:a="http://schemas.openxmlformats.org/drawingml/2006/main" noChangeAspect="1"/>
+            </wp:cNvGraphicFramePr>
+            <a:graphic xmlns:a="http://schemas.openxmlformats.org/drawingml/2006/main">
+              <a:graphicData uri="http://schemas.openxmlformats.org/drawingml/2006/picture">
+                <pic:pic xmlns:pic="http://schemas.openxmlformats.org/drawingml/2006/picture">
+                  <pic:nvPicPr>
+                    <pic:cNvPr id="516430703" name=""/>
+                    <pic:cNvPicPr/>
+                  </pic:nvPicPr>
+                  <pic:blipFill>
+                    <a:blip r:embed="rId12"/>
+                    <a:stretch>
+                      <a:fillRect/>
+                    </a:stretch>
+                  </pic:blipFill>
+                  <pic:spPr>
+                    <a:xfrm>
+                      <a:off x="0" y="0"/>
+                      <a:ext cx="2914977" cy="2183430"/>
+                    </a:xfrm>
+                    <a:prstGeom prst="rect">
+                      <a:avLst/>
+                    </a:prstGeom>
+                  </pic:spPr>
+                </pic:pic>
+              </a:graphicData>
+            </a:graphic>
+          </wp:inline>
+        </w:drawing>
+      </w:r>
+    </w:p>
+    <w:p>
+      <w:pPr>
+        <w:rPr>
+          <w:i/>
+          <w:iCs/>
+        </w:rPr>
+      </w:pPr>
+      <w:r>
+        <w:rPr>
+          <w:i/>
+          <w:iCs/>
+        </w:rPr>
+        <w:t>Figure 2B: You should see the lives counter go down after missing the ball.</w:t>
+      </w:r>
+    </w:p>
+    <w:p>
+      <w:pPr>
+        <w:rPr>
+          <w:b/>
+          <w:bCs/>
+        </w:rPr>
+      </w:pPr>
+      <w:r>
+        <w:rPr>
+          <w:b/>
+          <w:bCs/>
+        </w:rPr>
+        <w:lastRenderedPageBreak/>
+        <w:t>Task 3: Level Completion</w:t>
+      </w:r>
+    </w:p>
+    <w:p>
+      <w:pPr>
+        <w:numPr>
+          <w:ilvl w:val="0"/>
+          <w:numId w:val="46"/>
+        </w:numPr>
+      </w:pPr>
+      <w:r>
+        <w:rPr>
+          <w:b/>
+          <w:bCs/>
+        </w:rPr>
+        <w:t>Win Condition:</w:t>
+      </w:r>
+      <w:r>
+        <w:t> Destroy all blocks on the screen to trigger the </w:t>
+      </w:r>
+      <w:r>
+        <w:rPr>
+          <w:b/>
+          <w:bCs/>
+        </w:rPr>
+        <w:t>Level Complete</w:t>
+      </w:r>
+      <w:r>
+        <w:t> screen.</w:t>
+      </w:r>
+    </w:p>
+    <w:p>
+      <w:pPr>
+        <w:numPr>
+          <w:ilvl w:val="0"/>
+          <w:numId w:val="46"/>
+        </w:numPr>
+      </w:pPr>
+      <w:r>
+        <w:rPr>
+          <w:b/>
+          <w:bCs/>
+        </w:rPr>
+        <w:t>Next Steps:</w:t>
+      </w:r>
+    </w:p>
+    <w:p>
+      <w:pPr>
+        <w:numPr>
+          <w:ilvl w:val="1"/>
+          <w:numId w:val="47"/>
+        </w:numPr>
+      </w:pPr>
+      <w:r>
+        <w:t>Press </w:t>
+      </w:r>
+      <w:r>
+        <w:rPr>
+          <w:b/>
+          <w:bCs/>
+        </w:rPr>
+        <w:t>SPACE</w:t>
+      </w:r>
+      <w:r>
+        <w:t> to advance to the next level.</w:t>
+      </w:r>
+    </w:p>
+    <w:p>
+      <w:pPr>
+        <w:numPr>
+          <w:ilvl w:val="1"/>
+          <w:numId w:val="48"/>
+        </w:numPr>
+      </w:pPr>
+      <w:r>
+        <w:t>Press </w:t>
+      </w:r>
+      <w:r>
+        <w:rPr>
+          <w:b/>
+          <w:bCs/>
+        </w:rPr>
+        <w:t>R</w:t>
+      </w:r>
+      <w:r>
+        <w:t> to replay the level you just finished.</w:t>
+      </w:r>
+    </w:p>
+    <w:p>
+      <w:pPr>
+        <w:numPr>
+          <w:ilvl w:val="1"/>
+          <w:numId w:val="48"/>
+        </w:numPr>
+      </w:pPr>
+      <w:r>
+        <w:t>Press ESC to exit software.</w:t>
+      </w:r>
+    </w:p>
+    <w:p>
+      <w:pPr>
+        <w:numPr>
+          <w:ilvl w:val="1"/>
+          <w:numId w:val="49"/>
+        </w:numPr>
+      </w:pPr>
+      <w:r>
+        <w:rPr>
+          <w:b/>
+          <w:bCs/>
+        </w:rPr>
+        <w:t>Outcome:</w:t>
+      </w:r>
+      <w:r>
+        <w:t> The game loads the new layout or resets the current one with a fresh score for that stage.</w:t>
+      </w:r>
+    </w:p>
+    <w:p>
+      <w:pPr>
+        <w:rPr>
+          <w:b/>
+          <w:bCs/>
+        </w:rPr>
+      </w:pPr>
+      <w:r>
+        <w:rPr>
+          <w:rFonts w:ascii="Arial" w:hAnsi="Arial" w:cs="Arial"/>
+          <w:noProof/>
+          <w:color w:val="000000"/>
+          <w:sz w:val="22"/>
+          <w:szCs w:val="22"/>
+          <w:bdr w:val="none" w:sz="0" w:space="0" w:color="auto" w:frame="1"/>
+        </w:rPr>
+        <w:drawing>
+          <wp:inline distT="0" distB="0" distL="0" distR="0" wp14:anchorId="03929E85" wp14:editId="5857B9BA">
+            <wp:extent cx="3048000" cy="2261577"/>
+            <wp:effectExtent l="0" t="0" r="0" b="5715"/>
+            <wp:docPr id="739418138" name="Picture 1"/>
+            <wp:cNvGraphicFramePr>
+              <a:graphicFrameLocks xmlns:a="http://schemas.openxmlformats.org/drawingml/2006/main" noChangeAspect="1"/>
+            </wp:cNvGraphicFramePr>
+            <a:graphic xmlns:a="http://schemas.openxmlformats.org/drawingml/2006/main">
+              <a:graphicData uri="http://schemas.openxmlformats.org/drawingml/2006/picture">
+                <pic:pic xmlns:pic="http://schemas.openxmlformats.org/drawingml/2006/picture">
+                  <pic:nvPicPr>
+                    <pic:cNvPr id="0" name="Picture 1"/>
+                    <pic:cNvPicPr>
+                      <a:picLocks noChangeAspect="1" noChangeArrowheads="1"/>
+                    </pic:cNvPicPr>
+                  </pic:nvPicPr>
+                  <pic:blipFill>
+                    <a:blip r:embed="rId13" cstate="print">
+                      <a:extLst>
+                        <a:ext uri="{28A0092B-C50C-407E-A947-70E740481C1C}">
+                          <a14:useLocalDpi xmlns:a14="http://schemas.microsoft.com/office/drawing/2010/main" val="0"/>
+                        </a:ext>
+                      </a:extLst>
+                    </a:blip>
+                    <a:srcRect/>
+                    <a:stretch>
+                      <a:fillRect/>
+                    </a:stretch>
+                  </pic:blipFill>
+                  <pic:spPr bwMode="auto">
+                    <a:xfrm>
+                      <a:off x="0" y="0"/>
+                      <a:ext cx="3055822" cy="2267381"/>
+                    </a:xfrm>
+                    <a:prstGeom prst="rect">
+                      <a:avLst/>
+                    </a:prstGeom>
+                    <a:noFill/>
+                    <a:ln>
+                      <a:noFill/>
+                    </a:ln>
+                  </pic:spPr>
+                </pic:pic>
+              </a:graphicData>
+            </a:graphic>
+          </wp:inline>
+        </w:drawing>
+      </w:r>
+    </w:p>
+    <w:p>
+      <w:pPr>
+        <w:rPr>
+          <w:i/>
+          <w:iCs/>
+        </w:rPr>
+      </w:pPr>
+      <w:r>
+        <w:rPr>
+          <w:i/>
+          <w:iCs/>
+        </w:rPr>
+        <w:t>Figure 3: Level completion screen when level is completed.</w:t>
+      </w:r>
+    </w:p>
+    <w:p/>
+    <w:p>
+      <w:pPr>
+        <w:rPr>
+          <w:b/>
+          <w:bCs/>
+        </w:rPr>
+      </w:pPr>
+      <w:r>
+        <w:rPr>
+          <w:b/>
+          <w:bCs/>
+        </w:rPr>
+        <w:t>Task 4: Handling Lives and Game Over</w:t>
+      </w:r>
+    </w:p>
+    <w:p>
+      <w:pPr>
+        <w:numPr>
+          <w:ilvl w:val="0"/>
+          <w:numId w:val="50"/>
+        </w:numPr>
+      </w:pPr>
+      <w:r>
+        <w:rPr>
+          <w:b/>
+          <w:bCs/>
+        </w:rPr>
+        <w:t>Losing a Life:</w:t>
+      </w:r>
+      <w:r>
+        <w:t> If the ball passes the paddle, you lose one life. The ball returns to the paddle. Press </w:t>
+      </w:r>
+      <w:r>
+        <w:rPr>
+          <w:b/>
+          <w:bCs/>
+        </w:rPr>
+        <w:t>SPACE</w:t>
+      </w:r>
+      <w:r>
+        <w:t> to launch again.</w:t>
+      </w:r>
+    </w:p>
+    <w:p>
+      <w:pPr>
+        <w:numPr>
+          <w:ilvl w:val="0"/>
+          <w:numId w:val="50"/>
+        </w:numPr>
+      </w:pPr>
+      <w:r>
+        <w:rPr>
+          <w:b/>
+          <w:bCs/>
+        </w:rPr>
+        <w:t>Game Over:</w:t>
+      </w:r>
+      <w:r>
+        <w:t> If you lose all lives, the </w:t>
+      </w:r>
+      <w:r>
+        <w:rPr>
+          <w:b/>
+          <w:bCs/>
+        </w:rPr>
+        <w:t>Game Over</w:t>
+      </w:r>
+      <w:r>
+        <w:t> screen displays your final score.</w:t>
+      </w:r>
+    </w:p>
+    <w:p>
+      <w:pPr>
+        <w:numPr>
+          <w:ilvl w:val="0"/>
+          <w:numId w:val="50"/>
+        </w:numPr>
+      </w:pPr>
+      <w:r>
+        <w:rPr>
+          <w:b/>
+          <w:bCs/>
+        </w:rPr>
+        <w:t>Restart/Exit:</w:t>
+      </w:r>
+    </w:p>
+    <w:p>
+      <w:pPr>
+        <w:numPr>
+          <w:ilvl w:val="1"/>
+          <w:numId w:val="51"/>
+        </w:numPr>
+      </w:pPr>
+      <w:r>
+        <w:t>Press </w:t>
+      </w:r>
+      <w:r>
+        <w:rPr>
+          <w:b/>
+          <w:bCs/>
+        </w:rPr>
+        <w:t>R</w:t>
+      </w:r>
+      <w:r>
+        <w:t> to restart the current level immediately.</w:t>
+      </w:r>
+    </w:p>
+    <w:p>
+      <w:pPr>
+        <w:numPr>
+          <w:ilvl w:val="1"/>
+          <w:numId w:val="52"/>
+        </w:numPr>
+      </w:pPr>
+      <w:r>
+        <w:t>Press </w:t>
+      </w:r>
+      <w:r>
+        <w:rPr>
+          <w:b/>
+          <w:bCs/>
+        </w:rPr>
+        <w:t>ESC</w:t>
+      </w:r>
+      <w:r>
+        <w:t> to exit the software.</w:t>
+      </w:r>
+    </w:p>
+    <w:p/>
+    <w:p>
+      <w:r>
+        <w:rPr>
+          <w:rFonts w:ascii="Arial" w:hAnsi="Arial" w:cs="Arial"/>
+          <w:noProof/>
+          <w:color w:val="000000"/>
+          <w:sz w:val="22"/>
+          <w:szCs w:val="22"/>
+          <w:bdr w:val="none" w:sz="0" w:space="0" w:color="auto" w:frame="1"/>
+        </w:rPr>
+        <w:lastRenderedPageBreak/>
+        <w:drawing>
+          <wp:inline distT="0" distB="0" distL="0" distR="0" wp14:anchorId="4EED482D" wp14:editId="696B9DAD">
+            <wp:extent cx="2981325" cy="2255105"/>
+            <wp:effectExtent l="0" t="0" r="0" b="0"/>
+            <wp:docPr id="768159829" name="Picture 2"/>
+            <wp:cNvGraphicFramePr>
+              <a:graphicFrameLocks xmlns:a="http://schemas.openxmlformats.org/drawingml/2006/main" noChangeAspect="1"/>
+            </wp:cNvGraphicFramePr>
+            <a:graphic xmlns:a="http://schemas.openxmlformats.org/drawingml/2006/main">
+              <a:graphicData uri="http://schemas.openxmlformats.org/drawingml/2006/picture">
+                <pic:pic xmlns:pic="http://schemas.openxmlformats.org/drawingml/2006/picture">
+                  <pic:nvPicPr>
+                    <pic:cNvPr id="0" name="Picture 3"/>
+                    <pic:cNvPicPr>
+                      <a:picLocks noChangeAspect="1" noChangeArrowheads="1"/>
+                    </pic:cNvPicPr>
+                  </pic:nvPicPr>
+                  <pic:blipFill>
+                    <a:blip r:embed="rId14" cstate="print">
+                      <a:extLst>
+                        <a:ext uri="{28A0092B-C50C-407E-A947-70E740481C1C}">
+                          <a14:useLocalDpi xmlns:a14="http://schemas.microsoft.com/office/drawing/2010/main" val="0"/>
+                        </a:ext>
+                      </a:extLst>
+                    </a:blip>
+                    <a:srcRect/>
+                    <a:stretch>
+                      <a:fillRect/>
+                    </a:stretch>
+                  </pic:blipFill>
+                  <pic:spPr bwMode="auto">
+                    <a:xfrm>
+                      <a:off x="0" y="0"/>
+                      <a:ext cx="2993161" cy="2264058"/>
+                    </a:xfrm>
+                    <a:prstGeom prst="rect">
+                      <a:avLst/>
+                    </a:prstGeom>
+                    <a:noFill/>
+                    <a:ln>
+                      <a:noFill/>
+                    </a:ln>
+                  </pic:spPr>
+                </pic:pic>
+              </a:graphicData>
+            </a:graphic>
+          </wp:inline>
+        </w:drawing>
+      </w:r>
+    </w:p>
+    <w:p>
+      <w:pPr>
+        <w:rPr>
+          <w:i/>
+          <w:iCs/>
+        </w:rPr>
+      </w:pPr>
+      <w:r>
+        <w:rPr>
+          <w:i/>
+          <w:iCs/>
+        </w:rPr>
+        <w:t>Figure 4: Game over screen displays when all lives are lost.</w:t>
+      </w:r>
+    </w:p>
+    <w:p/>
+    <w:p>
+      <w:pPr>
         <w:pStyle w:val="Heading1"/>
       </w:pPr>
       <w:r>
@@ -1115,6 +2215,7 @@
         <w:pStyle w:val="Heading1"/>
       </w:pPr>
       <w:r>
+        <w:lastRenderedPageBreak/>
         <w:t>10 Troubleshooting Tips</w:t>
       </w:r>
     </w:p>
@@ -1125,7 +2226,6 @@
     </w:p>
     <w:p>
       <w:r>
-        <w:lastRenderedPageBreak/>
         <w:t>Game won’t start / closes immediately</w:t>
       </w:r>
     </w:p>
@@ -1362,6 +2462,9 @@
       </w:r>
       <w:r>
         <w:br/>
+      </w:r>
+      <w:r>
+        <w:lastRenderedPageBreak/>
         <w:t xml:space="preserve"> python breakout.py</w:t>
       </w:r>
       <w:r>
@@ -1381,7 +2484,6 @@
         </w:numPr>
       </w:pPr>
       <w:r>
-        <w:lastRenderedPageBreak/>
         <w:t>Click inside the game window once to ensure it has focus.</w:t>
       </w:r>
       <w:r>
@@ -1628,11 +2730,12 @@
         </w:numPr>
       </w:pPr>
       <w:r>
+        <w:lastRenderedPageBreak/>
         <w:t xml:space="preserve">Python Official Documentation: </w:t>
       </w:r>
     </w:p>
     <w:p>
-      <w:hyperlink r:id="rId7" w:history="1">
+      <w:hyperlink r:id="rId15" w:history="1">
         <w:r>
           <w:rPr>
             <w:rStyle w:val="Hyperlink"/>
@@ -1662,7 +2765,7 @@
       </w:r>
     </w:p>
     <w:p>
-      <w:hyperlink r:id="rId8" w:history="1">
+      <w:hyperlink r:id="rId16" w:history="1">
         <w:r>
           <w:rPr>
             <w:rStyle w:val="Hyperlink"/>
@@ -1689,7 +2792,7 @@
       </w:r>
     </w:p>
     <w:p>
-      <w:hyperlink r:id="rId9" w:tgtFrame="_blank" w:history="1">
+      <w:hyperlink r:id="rId17" w:tgtFrame="_blank" w:history="1">
         <w:r>
           <w:rPr>
             <w:rStyle w:val="Hyperlink"/>
@@ -1710,7 +2813,7 @@
       </w:r>
     </w:p>
     <w:p>
-      <w:hyperlink r:id="rId10" w:history="1">
+      <w:hyperlink r:id="rId18" w:history="1">
         <w:r>
           <w:rPr>
             <w:rStyle w:val="Hyperlink"/>
@@ -1778,6 +2881,7 @@
     <w:p>
       <w:proofErr w:type="spellStart"/>
       <w:r>
+        <w:lastRenderedPageBreak/>
         <w:t>Pygame</w:t>
       </w:r>
       <w:proofErr w:type="spellEnd"/>
@@ -1819,7 +2923,6 @@
           <w:b/>
           <w:bCs/>
         </w:rPr>
-        <w:lastRenderedPageBreak/>
         <w:t>A</w:t>
       </w:r>
     </w:p>
@@ -2207,6 +3310,7 @@
         <w:rPr>
           <w:rFonts w:cs="Times New Roman"/>
         </w:rPr>
+        <w:lastRenderedPageBreak/>
         <w:t>Level Select, 9, 12</w:t>
       </w:r>
     </w:p>
@@ -2277,7 +3381,6 @@
         <w:rPr>
           <w:rFonts w:cs="Times New Roman"/>
         </w:rPr>
-        <w:lastRenderedPageBreak/>
         <w:t>Main Menu, 1, 7, 9, 12</w:t>
       </w:r>
     </w:p>
@@ -2655,6 +3758,7 @@
         <w:rPr>
           <w:rFonts w:cs="Times New Roman"/>
         </w:rPr>
+        <w:lastRenderedPageBreak/>
         <w:t>Target audience, 3</w:t>
       </w:r>
     </w:p>
@@ -2725,7 +3829,6 @@
         <w:rPr>
           <w:rFonts w:cs="Times New Roman"/>
         </w:rPr>
-        <w:lastRenderedPageBreak/>
         <w:t>User interface, 7</w:t>
       </w:r>
     </w:p>
@@ -2829,6 +3932,123 @@
 <file path=word/numbering.xml><?xml version="1.0" encoding="utf-8"?>
 <w:numbering xmlns:wpc="http://schemas.microsoft.com/office/word/2010/wordprocessingCanvas" xmlns:cx="http://schemas.microsoft.com/office/drawing/2014/chartex" xmlns:cx1="http://schemas.microsoft.com/office/drawing/2015/9/8/chartex" xmlns:cx2="http://schemas.microsoft.com/office/drawing/2015/10/21/chartex" xmlns:cx3="http://schemas.microsoft.com/office/drawing/2016/5/9/chartex" xmlns:cx4="http://schemas.microsoft.com/office/drawing/2016/5/10/chartex" xmlns:cx5="http://schemas.microsoft.com/office/drawing/2016/5/11/chartex" xmlns:cx6="http://schemas.microsoft.com/office/drawing/2016/5/12/chartex" xmlns:cx7="http://schemas.microsoft.com/office/drawing/2016/5/13/chartex" xmlns:cx8="http://schemas.microsoft.com/office/drawing/2016/5/14/chartex" xmlns:mc="http://schemas.openxmlformats.org/markup-compatibility/2006" xmlns:aink="http://schemas.microsoft.com/office/drawing/2016/ink" xmlns:am3d="http://schemas.microsoft.com/office/drawing/2017/model3d" xmlns:o="urn:schemas-microsoft-com:office:office" xmlns:oel="http://schemas.microsoft.com/office/2019/extlst" xmlns:r="http://schemas.openxmlformats.org/officeDocument/2006/relationships" xmlns:m="http://schemas.openxmlformats.org/officeDocument/2006/math" xmlns:v="urn:schemas-microsoft-com:vml" xmlns:wp14="http://schemas.microsoft.com/office/word/2010/wordprocessingDrawing" xmlns:wp="http://schemas.openxmlformats.org/drawingml/2006/wordprocessingDrawing" xmlns:w10="urn:schemas-microsoft-com:office:word" xmlns:w="http://schemas.openxmlformats.org/wordprocessingml/2006/main" xmlns:w14="http://schemas.microsoft.com/office/word/2010/wordml" xmlns:w15="http://schemas.microsoft.com/office/word/2012/wordml" xmlns:w16cex="http://schemas.microsoft.com/office/word/2018/wordml/cex" xmlns:w16cid="http://schemas.microsoft.com/office/word/2016/wordml/cid" xmlns:w16="http://schemas.microsoft.com/office/word/2018/wordml" xmlns:w16du="http://schemas.microsoft.com/office/word/2023/wordml/word16du" xmlns:w16sdtdh="http://schemas.microsoft.com/office/word/2020/wordml/sdtdatahash" xmlns:w16sdtfl="http://schemas.microsoft.com/office/word/2024/wordml/sdtformatlock" xmlns:w16se="http://schemas.microsoft.com/office/word/2015/wordml/symex" xmlns:wpg="http://schemas.microsoft.com/office/word/2010/wordprocessingGroup" xmlns:wpi="http://schemas.microsoft.com/office/word/2010/wordprocessingInk" xmlns:wne="http://schemas.microsoft.com/office/word/2006/wordml" xmlns:wps="http://schemas.microsoft.com/office/word/2010/wordprocessingShape" mc:Ignorable="w14 w15 w16se w16cid w16 w16cex w16sdtdh w16sdtfl w16du wp14">
   <w:abstractNum w:abstractNumId="0" w15:restartNumberingAfterBreak="0">
+    <w:nsid w:val="01A94E95"/>
+    <w:multiLevelType w:val="multilevel"/>
+    <w:tmpl w:val="C032B1D4"/>
+    <w:lvl w:ilvl="0">
+      <w:start w:val="1"/>
+      <w:numFmt w:val="decimal"/>
+      <w:lvlText w:val="%1."/>
+      <w:lvlJc w:val="left"/>
+      <w:pPr>
+        <w:tabs>
+          <w:tab w:val="num" w:pos="720"/>
+        </w:tabs>
+        <w:ind w:left="720" w:hanging="360"/>
+      </w:pPr>
+    </w:lvl>
+    <w:lvl w:ilvl="1">
+      <w:start w:val="1"/>
+      <w:numFmt w:val="bullet"/>
+      <w:lvlText w:val="o"/>
+      <w:lvlJc w:val="left"/>
+      <w:pPr>
+        <w:tabs>
+          <w:tab w:val="num" w:pos="1440"/>
+        </w:tabs>
+        <w:ind w:left="1440" w:hanging="360"/>
+      </w:pPr>
+      <w:rPr>
+        <w:rFonts w:ascii="Courier New" w:hAnsi="Courier New" w:hint="default"/>
+        <w:sz w:val="20"/>
+      </w:rPr>
+    </w:lvl>
+    <w:lvl w:ilvl="2" w:tentative="1">
+      <w:start w:val="1"/>
+      <w:numFmt w:val="decimal"/>
+      <w:lvlText w:val="%3."/>
+      <w:lvlJc w:val="left"/>
+      <w:pPr>
+        <w:tabs>
+          <w:tab w:val="num" w:pos="2160"/>
+        </w:tabs>
+        <w:ind w:left="2160" w:hanging="360"/>
+      </w:pPr>
+    </w:lvl>
+    <w:lvl w:ilvl="3" w:tentative="1">
+      <w:start w:val="1"/>
+      <w:numFmt w:val="decimal"/>
+      <w:lvlText w:val="%4."/>
+      <w:lvlJc w:val="left"/>
+      <w:pPr>
+        <w:tabs>
+          <w:tab w:val="num" w:pos="2880"/>
+        </w:tabs>
+        <w:ind w:left="2880" w:hanging="360"/>
+      </w:pPr>
+    </w:lvl>
+    <w:lvl w:ilvl="4" w:tentative="1">
+      <w:start w:val="1"/>
+      <w:numFmt w:val="decimal"/>
+      <w:lvlText w:val="%5."/>
+      <w:lvlJc w:val="left"/>
+      <w:pPr>
+        <w:tabs>
+          <w:tab w:val="num" w:pos="3600"/>
+        </w:tabs>
+        <w:ind w:left="3600" w:hanging="360"/>
+      </w:pPr>
+    </w:lvl>
+    <w:lvl w:ilvl="5" w:tentative="1">
+      <w:start w:val="1"/>
+      <w:numFmt w:val="decimal"/>
+      <w:lvlText w:val="%6."/>
+      <w:lvlJc w:val="left"/>
+      <w:pPr>
+        <w:tabs>
+          <w:tab w:val="num" w:pos="4320"/>
+        </w:tabs>
+        <w:ind w:left="4320" w:hanging="360"/>
+      </w:pPr>
+    </w:lvl>
+    <w:lvl w:ilvl="6" w:tentative="1">
+      <w:start w:val="1"/>
+      <w:numFmt w:val="decimal"/>
+      <w:lvlText w:val="%7."/>
+      <w:lvlJc w:val="left"/>
+      <w:pPr>
+        <w:tabs>
+          <w:tab w:val="num" w:pos="5040"/>
+        </w:tabs>
+        <w:ind w:left="5040" w:hanging="360"/>
+      </w:pPr>
+    </w:lvl>
+    <w:lvl w:ilvl="7" w:tentative="1">
+      <w:start w:val="1"/>
+      <w:numFmt w:val="decimal"/>
+      <w:lvlText w:val="%8."/>
+      <w:lvlJc w:val="left"/>
+      <w:pPr>
+        <w:tabs>
+          <w:tab w:val="num" w:pos="5760"/>
+        </w:tabs>
+        <w:ind w:left="5760" w:hanging="360"/>
+      </w:pPr>
+    </w:lvl>
+    <w:lvl w:ilvl="8" w:tentative="1">
+      <w:start w:val="1"/>
+      <w:numFmt w:val="decimal"/>
+      <w:lvlText w:val="%9."/>
+      <w:lvlJc w:val="left"/>
+      <w:pPr>
+        <w:tabs>
+          <w:tab w:val="num" w:pos="6480"/>
+        </w:tabs>
+        <w:ind w:left="6480" w:hanging="360"/>
+      </w:pPr>
+    </w:lvl>
+  </w:abstractNum>
+  <w:abstractNum w:abstractNumId="1" w15:restartNumberingAfterBreak="0">
     <w:nsid w:val="03407051"/>
     <w:multiLevelType w:val="multilevel"/>
     <w:tmpl w:val="4BAC58D0"/>
@@ -2977,7 +4197,7 @@
       </w:rPr>
     </w:lvl>
   </w:abstractNum>
-  <w:abstractNum w:abstractNumId="1" w15:restartNumberingAfterBreak="0">
+  <w:abstractNum w:abstractNumId="2" w15:restartNumberingAfterBreak="0">
     <w:nsid w:val="058D2273"/>
     <w:multiLevelType w:val="multilevel"/>
     <w:tmpl w:val="7770737E"/>
@@ -3126,7 +4346,7 @@
       </w:rPr>
     </w:lvl>
   </w:abstractNum>
-  <w:abstractNum w:abstractNumId="2" w15:restartNumberingAfterBreak="0">
+  <w:abstractNum w:abstractNumId="3" w15:restartNumberingAfterBreak="0">
     <w:nsid w:val="05EA7F9C"/>
     <w:multiLevelType w:val="multilevel"/>
     <w:tmpl w:val="923461C6"/>
@@ -3275,7 +4495,7 @@
       </w:rPr>
     </w:lvl>
   </w:abstractNum>
-  <w:abstractNum w:abstractNumId="3" w15:restartNumberingAfterBreak="0">
+  <w:abstractNum w:abstractNumId="4" w15:restartNumberingAfterBreak="0">
     <w:nsid w:val="06370F47"/>
     <w:multiLevelType w:val="multilevel"/>
     <w:tmpl w:val="AF18D68A"/>
@@ -3424,7 +4644,7 @@
       </w:rPr>
     </w:lvl>
   </w:abstractNum>
-  <w:abstractNum w:abstractNumId="4" w15:restartNumberingAfterBreak="0">
+  <w:abstractNum w:abstractNumId="5" w15:restartNumberingAfterBreak="0">
     <w:nsid w:val="0B457518"/>
     <w:multiLevelType w:val="multilevel"/>
     <w:tmpl w:val="BF0E2554"/>
@@ -3573,7 +4793,7 @@
       </w:rPr>
     </w:lvl>
   </w:abstractNum>
-  <w:abstractNum w:abstractNumId="5" w15:restartNumberingAfterBreak="0">
+  <w:abstractNum w:abstractNumId="6" w15:restartNumberingAfterBreak="0">
     <w:nsid w:val="101075D8"/>
     <w:multiLevelType w:val="multilevel"/>
     <w:tmpl w:val="4D8A204E"/>
@@ -3722,7 +4942,7 @@
       </w:rPr>
     </w:lvl>
   </w:abstractNum>
-  <w:abstractNum w:abstractNumId="6" w15:restartNumberingAfterBreak="0">
+  <w:abstractNum w:abstractNumId="7" w15:restartNumberingAfterBreak="0">
     <w:nsid w:val="10C919FB"/>
     <w:multiLevelType w:val="multilevel"/>
     <w:tmpl w:val="B59E195A"/>
@@ -3871,7 +5091,7 @@
       </w:rPr>
     </w:lvl>
   </w:abstractNum>
-  <w:abstractNum w:abstractNumId="7" w15:restartNumberingAfterBreak="0">
+  <w:abstractNum w:abstractNumId="8" w15:restartNumberingAfterBreak="0">
     <w:nsid w:val="1599333B"/>
     <w:multiLevelType w:val="multilevel"/>
     <w:tmpl w:val="277052FC"/>
@@ -4020,7 +5240,7 @@
       </w:rPr>
     </w:lvl>
   </w:abstractNum>
-  <w:abstractNum w:abstractNumId="8" w15:restartNumberingAfterBreak="0">
+  <w:abstractNum w:abstractNumId="9" w15:restartNumberingAfterBreak="0">
     <w:nsid w:val="170307EE"/>
     <w:multiLevelType w:val="multilevel"/>
     <w:tmpl w:val="AEF45CF8"/>
@@ -4169,7 +5389,7 @@
       </w:rPr>
     </w:lvl>
   </w:abstractNum>
-  <w:abstractNum w:abstractNumId="9" w15:restartNumberingAfterBreak="0">
+  <w:abstractNum w:abstractNumId="10" w15:restartNumberingAfterBreak="0">
     <w:nsid w:val="1C7B4B86"/>
     <w:multiLevelType w:val="hybridMultilevel"/>
     <w:tmpl w:val="5504DC64"/>
@@ -4282,7 +5502,7 @@
       </w:rPr>
     </w:lvl>
   </w:abstractNum>
-  <w:abstractNum w:abstractNumId="10" w15:restartNumberingAfterBreak="0">
+  <w:abstractNum w:abstractNumId="11" w15:restartNumberingAfterBreak="0">
     <w:nsid w:val="1E6251E9"/>
     <w:multiLevelType w:val="multilevel"/>
     <w:tmpl w:val="4DCCDF20"/>
@@ -4395,7 +5615,7 @@
       </w:pPr>
     </w:lvl>
   </w:abstractNum>
-  <w:abstractNum w:abstractNumId="11" w15:restartNumberingAfterBreak="0">
+  <w:abstractNum w:abstractNumId="12" w15:restartNumberingAfterBreak="0">
     <w:nsid w:val="202136C9"/>
     <w:multiLevelType w:val="multilevel"/>
     <w:tmpl w:val="E19E2804"/>
@@ -4544,7 +5764,7 @@
       </w:rPr>
     </w:lvl>
   </w:abstractNum>
-  <w:abstractNum w:abstractNumId="12" w15:restartNumberingAfterBreak="0">
+  <w:abstractNum w:abstractNumId="13" w15:restartNumberingAfterBreak="0">
     <w:nsid w:val="245B695E"/>
     <w:multiLevelType w:val="multilevel"/>
     <w:tmpl w:val="0434B33E"/>
@@ -4693,7 +5913,7 @@
       </w:rPr>
     </w:lvl>
   </w:abstractNum>
-  <w:abstractNum w:abstractNumId="13" w15:restartNumberingAfterBreak="0">
+  <w:abstractNum w:abstractNumId="14" w15:restartNumberingAfterBreak="0">
     <w:nsid w:val="247A140B"/>
     <w:multiLevelType w:val="multilevel"/>
     <w:tmpl w:val="16447A8A"/>
@@ -4842,7 +6062,7 @@
       </w:rPr>
     </w:lvl>
   </w:abstractNum>
-  <w:abstractNum w:abstractNumId="14" w15:restartNumberingAfterBreak="0">
+  <w:abstractNum w:abstractNumId="15" w15:restartNumberingAfterBreak="0">
     <w:nsid w:val="26AD0062"/>
     <w:multiLevelType w:val="multilevel"/>
     <w:tmpl w:val="BD4CA586"/>
@@ -4991,7 +6211,7 @@
       </w:rPr>
     </w:lvl>
   </w:abstractNum>
-  <w:abstractNum w:abstractNumId="15" w15:restartNumberingAfterBreak="0">
+  <w:abstractNum w:abstractNumId="16" w15:restartNumberingAfterBreak="0">
     <w:nsid w:val="288A6600"/>
     <w:multiLevelType w:val="multilevel"/>
     <w:tmpl w:val="B60EE2F6"/>
@@ -5140,7 +6360,7 @@
       </w:rPr>
     </w:lvl>
   </w:abstractNum>
-  <w:abstractNum w:abstractNumId="16" w15:restartNumberingAfterBreak="0">
+  <w:abstractNum w:abstractNumId="17" w15:restartNumberingAfterBreak="0">
     <w:nsid w:val="2A7C1D74"/>
     <w:multiLevelType w:val="hybridMultilevel"/>
     <w:tmpl w:val="2390B2D8"/>
@@ -5253,7 +6473,7 @@
       </w:rPr>
     </w:lvl>
   </w:abstractNum>
-  <w:abstractNum w:abstractNumId="17" w15:restartNumberingAfterBreak="0">
+  <w:abstractNum w:abstractNumId="18" w15:restartNumberingAfterBreak="0">
     <w:nsid w:val="2C8C406B"/>
     <w:multiLevelType w:val="multilevel"/>
     <w:tmpl w:val="2CF063DA"/>
@@ -5402,7 +6622,7 @@
       </w:rPr>
     </w:lvl>
   </w:abstractNum>
-  <w:abstractNum w:abstractNumId="18" w15:restartNumberingAfterBreak="0">
+  <w:abstractNum w:abstractNumId="19" w15:restartNumberingAfterBreak="0">
     <w:nsid w:val="2FC60BA1"/>
     <w:multiLevelType w:val="multilevel"/>
     <w:tmpl w:val="A0A44838"/>
@@ -5551,7 +6771,7 @@
       </w:rPr>
     </w:lvl>
   </w:abstractNum>
-  <w:abstractNum w:abstractNumId="19" w15:restartNumberingAfterBreak="0">
+  <w:abstractNum w:abstractNumId="20" w15:restartNumberingAfterBreak="0">
     <w:nsid w:val="312E6F7A"/>
     <w:multiLevelType w:val="multilevel"/>
     <w:tmpl w:val="D084FD22"/>
@@ -5700,7 +6920,7 @@
       </w:rPr>
     </w:lvl>
   </w:abstractNum>
-  <w:abstractNum w:abstractNumId="20" w15:restartNumberingAfterBreak="0">
+  <w:abstractNum w:abstractNumId="21" w15:restartNumberingAfterBreak="0">
     <w:nsid w:val="31DB6707"/>
     <w:multiLevelType w:val="multilevel"/>
     <w:tmpl w:val="6B5E78DA"/>
@@ -5849,7 +7069,7 @@
       </w:rPr>
     </w:lvl>
   </w:abstractNum>
-  <w:abstractNum w:abstractNumId="21" w15:restartNumberingAfterBreak="0">
+  <w:abstractNum w:abstractNumId="22" w15:restartNumberingAfterBreak="0">
     <w:nsid w:val="32203C0A"/>
     <w:multiLevelType w:val="hybridMultilevel"/>
     <w:tmpl w:val="292CDB40"/>
@@ -5962,7 +7182,7 @@
       </w:rPr>
     </w:lvl>
   </w:abstractNum>
-  <w:abstractNum w:abstractNumId="22" w15:restartNumberingAfterBreak="0">
+  <w:abstractNum w:abstractNumId="23" w15:restartNumberingAfterBreak="0">
     <w:nsid w:val="334A4D3C"/>
     <w:multiLevelType w:val="multilevel"/>
     <w:tmpl w:val="7ADCBBCE"/>
@@ -6111,7 +7331,7 @@
       </w:rPr>
     </w:lvl>
   </w:abstractNum>
-  <w:abstractNum w:abstractNumId="23" w15:restartNumberingAfterBreak="0">
+  <w:abstractNum w:abstractNumId="24" w15:restartNumberingAfterBreak="0">
     <w:nsid w:val="350D7EF6"/>
     <w:multiLevelType w:val="multilevel"/>
     <w:tmpl w:val="ECDC4732"/>
@@ -6260,7 +7480,7 @@
       </w:rPr>
     </w:lvl>
   </w:abstractNum>
-  <w:abstractNum w:abstractNumId="24" w15:restartNumberingAfterBreak="0">
+  <w:abstractNum w:abstractNumId="25" w15:restartNumberingAfterBreak="0">
     <w:nsid w:val="39C744AE"/>
     <w:multiLevelType w:val="multilevel"/>
     <w:tmpl w:val="001CA39E"/>
@@ -6409,7 +7629,124 @@
       </w:rPr>
     </w:lvl>
   </w:abstractNum>
-  <w:abstractNum w:abstractNumId="25" w15:restartNumberingAfterBreak="0">
+  <w:abstractNum w:abstractNumId="26" w15:restartNumberingAfterBreak="0">
+    <w:nsid w:val="3A5353BA"/>
+    <w:multiLevelType w:val="multilevel"/>
+    <w:tmpl w:val="B76C6158"/>
+    <w:lvl w:ilvl="0">
+      <w:start w:val="1"/>
+      <w:numFmt w:val="decimal"/>
+      <w:lvlText w:val="%1."/>
+      <w:lvlJc w:val="left"/>
+      <w:pPr>
+        <w:tabs>
+          <w:tab w:val="num" w:pos="720"/>
+        </w:tabs>
+        <w:ind w:left="720" w:hanging="360"/>
+      </w:pPr>
+    </w:lvl>
+    <w:lvl w:ilvl="1">
+      <w:start w:val="1"/>
+      <w:numFmt w:val="bullet"/>
+      <w:lvlText w:val="o"/>
+      <w:lvlJc w:val="left"/>
+      <w:pPr>
+        <w:tabs>
+          <w:tab w:val="num" w:pos="1440"/>
+        </w:tabs>
+        <w:ind w:left="1440" w:hanging="360"/>
+      </w:pPr>
+      <w:rPr>
+        <w:rFonts w:ascii="Courier New" w:hAnsi="Courier New" w:hint="default"/>
+        <w:sz w:val="20"/>
+      </w:rPr>
+    </w:lvl>
+    <w:lvl w:ilvl="2" w:tentative="1">
+      <w:start w:val="1"/>
+      <w:numFmt w:val="decimal"/>
+      <w:lvlText w:val="%3."/>
+      <w:lvlJc w:val="left"/>
+      <w:pPr>
+        <w:tabs>
+          <w:tab w:val="num" w:pos="2160"/>
+        </w:tabs>
+        <w:ind w:left="2160" w:hanging="360"/>
+      </w:pPr>
+    </w:lvl>
+    <w:lvl w:ilvl="3" w:tentative="1">
+      <w:start w:val="1"/>
+      <w:numFmt w:val="decimal"/>
+      <w:lvlText w:val="%4."/>
+      <w:lvlJc w:val="left"/>
+      <w:pPr>
+        <w:tabs>
+          <w:tab w:val="num" w:pos="2880"/>
+        </w:tabs>
+        <w:ind w:left="2880" w:hanging="360"/>
+      </w:pPr>
+    </w:lvl>
+    <w:lvl w:ilvl="4" w:tentative="1">
+      <w:start w:val="1"/>
+      <w:numFmt w:val="decimal"/>
+      <w:lvlText w:val="%5."/>
+      <w:lvlJc w:val="left"/>
+      <w:pPr>
+        <w:tabs>
+          <w:tab w:val="num" w:pos="3600"/>
+        </w:tabs>
+        <w:ind w:left="3600" w:hanging="360"/>
+      </w:pPr>
+    </w:lvl>
+    <w:lvl w:ilvl="5" w:tentative="1">
+      <w:start w:val="1"/>
+      <w:numFmt w:val="decimal"/>
+      <w:lvlText w:val="%6."/>
+      <w:lvlJc w:val="left"/>
+      <w:pPr>
+        <w:tabs>
+          <w:tab w:val="num" w:pos="4320"/>
+        </w:tabs>
+        <w:ind w:left="4320" w:hanging="360"/>
+      </w:pPr>
+    </w:lvl>
+    <w:lvl w:ilvl="6" w:tentative="1">
+      <w:start w:val="1"/>
+      <w:numFmt w:val="decimal"/>
+      <w:lvlText w:val="%7."/>
+      <w:lvlJc w:val="left"/>
+      <w:pPr>
+        <w:tabs>
+          <w:tab w:val="num" w:pos="5040"/>
+        </w:tabs>
+        <w:ind w:left="5040" w:hanging="360"/>
+      </w:pPr>
+    </w:lvl>
+    <w:lvl w:ilvl="7" w:tentative="1">
+      <w:start w:val="1"/>
+      <w:numFmt w:val="decimal"/>
+      <w:lvlText w:val="%8."/>
+      <w:lvlJc w:val="left"/>
+      <w:pPr>
+        <w:tabs>
+          <w:tab w:val="num" w:pos="5760"/>
+        </w:tabs>
+        <w:ind w:left="5760" w:hanging="360"/>
+      </w:pPr>
+    </w:lvl>
+    <w:lvl w:ilvl="8" w:tentative="1">
+      <w:start w:val="1"/>
+      <w:numFmt w:val="decimal"/>
+      <w:lvlText w:val="%9."/>
+      <w:lvlJc w:val="left"/>
+      <w:pPr>
+        <w:tabs>
+          <w:tab w:val="num" w:pos="6480"/>
+        </w:tabs>
+        <w:ind w:left="6480" w:hanging="360"/>
+      </w:pPr>
+    </w:lvl>
+  </w:abstractNum>
+  <w:abstractNum w:abstractNumId="27" w15:restartNumberingAfterBreak="0">
     <w:nsid w:val="3B4466D8"/>
     <w:multiLevelType w:val="multilevel"/>
     <w:tmpl w:val="92AA041A"/>
@@ -6558,7 +7895,7 @@
       </w:rPr>
     </w:lvl>
   </w:abstractNum>
-  <w:abstractNum w:abstractNumId="26" w15:restartNumberingAfterBreak="0">
+  <w:abstractNum w:abstractNumId="28" w15:restartNumberingAfterBreak="0">
     <w:nsid w:val="3F5F6564"/>
     <w:multiLevelType w:val="hybridMultilevel"/>
     <w:tmpl w:val="D854A982"/>
@@ -6671,7 +8008,7 @@
       </w:rPr>
     </w:lvl>
   </w:abstractNum>
-  <w:abstractNum w:abstractNumId="27" w15:restartNumberingAfterBreak="0">
+  <w:abstractNum w:abstractNumId="29" w15:restartNumberingAfterBreak="0">
     <w:nsid w:val="455D3472"/>
     <w:multiLevelType w:val="multilevel"/>
     <w:tmpl w:val="5A62E2DE"/>
@@ -6820,7 +8157,7 @@
       </w:rPr>
     </w:lvl>
   </w:abstractNum>
-  <w:abstractNum w:abstractNumId="28" w15:restartNumberingAfterBreak="0">
+  <w:abstractNum w:abstractNumId="30" w15:restartNumberingAfterBreak="0">
     <w:nsid w:val="46735A3D"/>
     <w:multiLevelType w:val="hybridMultilevel"/>
     <w:tmpl w:val="482077F2"/>
@@ -6933,7 +8270,7 @@
       </w:rPr>
     </w:lvl>
   </w:abstractNum>
-  <w:abstractNum w:abstractNumId="29" w15:restartNumberingAfterBreak="0">
+  <w:abstractNum w:abstractNumId="31" w15:restartNumberingAfterBreak="0">
     <w:nsid w:val="47247287"/>
     <w:multiLevelType w:val="multilevel"/>
     <w:tmpl w:val="F3BAEC80"/>
@@ -7082,7 +8419,7 @@
       </w:rPr>
     </w:lvl>
   </w:abstractNum>
-  <w:abstractNum w:abstractNumId="30" w15:restartNumberingAfterBreak="0">
+  <w:abstractNum w:abstractNumId="32" w15:restartNumberingAfterBreak="0">
     <w:nsid w:val="479F5204"/>
     <w:multiLevelType w:val="hybridMultilevel"/>
     <w:tmpl w:val="640EDED8"/>
@@ -7195,7 +8532,124 @@
       </w:rPr>
     </w:lvl>
   </w:abstractNum>
-  <w:abstractNum w:abstractNumId="31" w15:restartNumberingAfterBreak="0">
+  <w:abstractNum w:abstractNumId="33" w15:restartNumberingAfterBreak="0">
+    <w:nsid w:val="5409291E"/>
+    <w:multiLevelType w:val="multilevel"/>
+    <w:tmpl w:val="39802DD2"/>
+    <w:lvl w:ilvl="0">
+      <w:start w:val="1"/>
+      <w:numFmt w:val="decimal"/>
+      <w:lvlText w:val="%1."/>
+      <w:lvlJc w:val="left"/>
+      <w:pPr>
+        <w:tabs>
+          <w:tab w:val="num" w:pos="720"/>
+        </w:tabs>
+        <w:ind w:left="720" w:hanging="360"/>
+      </w:pPr>
+    </w:lvl>
+    <w:lvl w:ilvl="1">
+      <w:start w:val="1"/>
+      <w:numFmt w:val="bullet"/>
+      <w:lvlText w:val="o"/>
+      <w:lvlJc w:val="left"/>
+      <w:pPr>
+        <w:tabs>
+          <w:tab w:val="num" w:pos="1440"/>
+        </w:tabs>
+        <w:ind w:left="1440" w:hanging="360"/>
+      </w:pPr>
+      <w:rPr>
+        <w:rFonts w:ascii="Courier New" w:hAnsi="Courier New" w:hint="default"/>
+        <w:sz w:val="20"/>
+      </w:rPr>
+    </w:lvl>
+    <w:lvl w:ilvl="2" w:tentative="1">
+      <w:start w:val="1"/>
+      <w:numFmt w:val="decimal"/>
+      <w:lvlText w:val="%3."/>
+      <w:lvlJc w:val="left"/>
+      <w:pPr>
+        <w:tabs>
+          <w:tab w:val="num" w:pos="2160"/>
+        </w:tabs>
+        <w:ind w:left="2160" w:hanging="360"/>
+      </w:pPr>
+    </w:lvl>
+    <w:lvl w:ilvl="3" w:tentative="1">
+      <w:start w:val="1"/>
+      <w:numFmt w:val="decimal"/>
+      <w:lvlText w:val="%4."/>
+      <w:lvlJc w:val="left"/>
+      <w:pPr>
+        <w:tabs>
+          <w:tab w:val="num" w:pos="2880"/>
+        </w:tabs>
+        <w:ind w:left="2880" w:hanging="360"/>
+      </w:pPr>
+    </w:lvl>
+    <w:lvl w:ilvl="4" w:tentative="1">
+      <w:start w:val="1"/>
+      <w:numFmt w:val="decimal"/>
+      <w:lvlText w:val="%5."/>
+      <w:lvlJc w:val="left"/>
+      <w:pPr>
+        <w:tabs>
+          <w:tab w:val="num" w:pos="3600"/>
+        </w:tabs>
+        <w:ind w:left="3600" w:hanging="360"/>
+      </w:pPr>
+    </w:lvl>
+    <w:lvl w:ilvl="5" w:tentative="1">
+      <w:start w:val="1"/>
+      <w:numFmt w:val="decimal"/>
+      <w:lvlText w:val="%6."/>
+      <w:lvlJc w:val="left"/>
+      <w:pPr>
+        <w:tabs>
+          <w:tab w:val="num" w:pos="4320"/>
+        </w:tabs>
+        <w:ind w:left="4320" w:hanging="360"/>
+      </w:pPr>
+    </w:lvl>
+    <w:lvl w:ilvl="6" w:tentative="1">
+      <w:start w:val="1"/>
+      <w:numFmt w:val="decimal"/>
+      <w:lvlText w:val="%7."/>
+      <w:lvlJc w:val="left"/>
+      <w:pPr>
+        <w:tabs>
+          <w:tab w:val="num" w:pos="5040"/>
+        </w:tabs>
+        <w:ind w:left="5040" w:hanging="360"/>
+      </w:pPr>
+    </w:lvl>
+    <w:lvl w:ilvl="7" w:tentative="1">
+      <w:start w:val="1"/>
+      <w:numFmt w:val="decimal"/>
+      <w:lvlText w:val="%8."/>
+      <w:lvlJc w:val="left"/>
+      <w:pPr>
+        <w:tabs>
+          <w:tab w:val="num" w:pos="5760"/>
+        </w:tabs>
+        <w:ind w:left="5760" w:hanging="360"/>
+      </w:pPr>
+    </w:lvl>
+    <w:lvl w:ilvl="8" w:tentative="1">
+      <w:start w:val="1"/>
+      <w:numFmt w:val="decimal"/>
+      <w:lvlText w:val="%9."/>
+      <w:lvlJc w:val="left"/>
+      <w:pPr>
+        <w:tabs>
+          <w:tab w:val="num" w:pos="6480"/>
+        </w:tabs>
+        <w:ind w:left="6480" w:hanging="360"/>
+      </w:pPr>
+    </w:lvl>
+  </w:abstractNum>
+  <w:abstractNum w:abstractNumId="34" w15:restartNumberingAfterBreak="0">
     <w:nsid w:val="55166B0A"/>
     <w:multiLevelType w:val="multilevel"/>
     <w:tmpl w:val="77B4A94E"/>
@@ -7344,7 +8798,7 @@
       </w:rPr>
     </w:lvl>
   </w:abstractNum>
-  <w:abstractNum w:abstractNumId="32" w15:restartNumberingAfterBreak="0">
+  <w:abstractNum w:abstractNumId="35" w15:restartNumberingAfterBreak="0">
     <w:nsid w:val="568E4F27"/>
     <w:multiLevelType w:val="hybridMultilevel"/>
     <w:tmpl w:val="8CDA147C"/>
@@ -7457,7 +8911,7 @@
       </w:rPr>
     </w:lvl>
   </w:abstractNum>
-  <w:abstractNum w:abstractNumId="33" w15:restartNumberingAfterBreak="0">
+  <w:abstractNum w:abstractNumId="36" w15:restartNumberingAfterBreak="0">
     <w:nsid w:val="5827221F"/>
     <w:multiLevelType w:val="multilevel"/>
     <w:tmpl w:val="59883C8E"/>
@@ -7606,7 +9060,7 @@
       </w:rPr>
     </w:lvl>
   </w:abstractNum>
-  <w:abstractNum w:abstractNumId="34" w15:restartNumberingAfterBreak="0">
+  <w:abstractNum w:abstractNumId="37" w15:restartNumberingAfterBreak="0">
     <w:nsid w:val="59E1619E"/>
     <w:multiLevelType w:val="multilevel"/>
     <w:tmpl w:val="83B08DC4"/>
@@ -7755,7 +9209,7 @@
       </w:rPr>
     </w:lvl>
   </w:abstractNum>
-  <w:abstractNum w:abstractNumId="35" w15:restartNumberingAfterBreak="0">
+  <w:abstractNum w:abstractNumId="38" w15:restartNumberingAfterBreak="0">
     <w:nsid w:val="5B576B1A"/>
     <w:multiLevelType w:val="hybridMultilevel"/>
     <w:tmpl w:val="071AF06E"/>
@@ -7868,7 +9322,7 @@
       </w:rPr>
     </w:lvl>
   </w:abstractNum>
-  <w:abstractNum w:abstractNumId="36" w15:restartNumberingAfterBreak="0">
+  <w:abstractNum w:abstractNumId="39" w15:restartNumberingAfterBreak="0">
     <w:nsid w:val="637965F4"/>
     <w:multiLevelType w:val="hybridMultilevel"/>
     <w:tmpl w:val="6E8C87A8"/>
@@ -7981,7 +9435,124 @@
       </w:rPr>
     </w:lvl>
   </w:abstractNum>
-  <w:abstractNum w:abstractNumId="37" w15:restartNumberingAfterBreak="0">
+  <w:abstractNum w:abstractNumId="40" w15:restartNumberingAfterBreak="0">
+    <w:nsid w:val="64893688"/>
+    <w:multiLevelType w:val="multilevel"/>
+    <w:tmpl w:val="75E08EE4"/>
+    <w:lvl w:ilvl="0">
+      <w:start w:val="1"/>
+      <w:numFmt w:val="decimal"/>
+      <w:lvlText w:val="%1."/>
+      <w:lvlJc w:val="left"/>
+      <w:pPr>
+        <w:tabs>
+          <w:tab w:val="num" w:pos="720"/>
+        </w:tabs>
+        <w:ind w:left="720" w:hanging="360"/>
+      </w:pPr>
+    </w:lvl>
+    <w:lvl w:ilvl="1">
+      <w:start w:val="1"/>
+      <w:numFmt w:val="bullet"/>
+      <w:lvlText w:val="o"/>
+      <w:lvlJc w:val="left"/>
+      <w:pPr>
+        <w:tabs>
+          <w:tab w:val="num" w:pos="1440"/>
+        </w:tabs>
+        <w:ind w:left="1440" w:hanging="360"/>
+      </w:pPr>
+      <w:rPr>
+        <w:rFonts w:ascii="Courier New" w:hAnsi="Courier New" w:hint="default"/>
+        <w:sz w:val="20"/>
+      </w:rPr>
+    </w:lvl>
+    <w:lvl w:ilvl="2" w:tentative="1">
+      <w:start w:val="1"/>
+      <w:numFmt w:val="decimal"/>
+      <w:lvlText w:val="%3."/>
+      <w:lvlJc w:val="left"/>
+      <w:pPr>
+        <w:tabs>
+          <w:tab w:val="num" w:pos="2160"/>
+        </w:tabs>
+        <w:ind w:left="2160" w:hanging="360"/>
+      </w:pPr>
+    </w:lvl>
+    <w:lvl w:ilvl="3" w:tentative="1">
+      <w:start w:val="1"/>
+      <w:numFmt w:val="decimal"/>
+      <w:lvlText w:val="%4."/>
+      <w:lvlJc w:val="left"/>
+      <w:pPr>
+        <w:tabs>
+          <w:tab w:val="num" w:pos="2880"/>
+        </w:tabs>
+        <w:ind w:left="2880" w:hanging="360"/>
+      </w:pPr>
+    </w:lvl>
+    <w:lvl w:ilvl="4" w:tentative="1">
+      <w:start w:val="1"/>
+      <w:numFmt w:val="decimal"/>
+      <w:lvlText w:val="%5."/>
+      <w:lvlJc w:val="left"/>
+      <w:pPr>
+        <w:tabs>
+          <w:tab w:val="num" w:pos="3600"/>
+        </w:tabs>
+        <w:ind w:left="3600" w:hanging="360"/>
+      </w:pPr>
+    </w:lvl>
+    <w:lvl w:ilvl="5" w:tentative="1">
+      <w:start w:val="1"/>
+      <w:numFmt w:val="decimal"/>
+      <w:lvlText w:val="%6."/>
+      <w:lvlJc w:val="left"/>
+      <w:pPr>
+        <w:tabs>
+          <w:tab w:val="num" w:pos="4320"/>
+        </w:tabs>
+        <w:ind w:left="4320" w:hanging="360"/>
+      </w:pPr>
+    </w:lvl>
+    <w:lvl w:ilvl="6" w:tentative="1">
+      <w:start w:val="1"/>
+      <w:numFmt w:val="decimal"/>
+      <w:lvlText w:val="%7."/>
+      <w:lvlJc w:val="left"/>
+      <w:pPr>
+        <w:tabs>
+          <w:tab w:val="num" w:pos="5040"/>
+        </w:tabs>
+        <w:ind w:left="5040" w:hanging="360"/>
+      </w:pPr>
+    </w:lvl>
+    <w:lvl w:ilvl="7" w:tentative="1">
+      <w:start w:val="1"/>
+      <w:numFmt w:val="decimal"/>
+      <w:lvlText w:val="%8."/>
+      <w:lvlJc w:val="left"/>
+      <w:pPr>
+        <w:tabs>
+          <w:tab w:val="num" w:pos="5760"/>
+        </w:tabs>
+        <w:ind w:left="5760" w:hanging="360"/>
+      </w:pPr>
+    </w:lvl>
+    <w:lvl w:ilvl="8" w:tentative="1">
+      <w:start w:val="1"/>
+      <w:numFmt w:val="decimal"/>
+      <w:lvlText w:val="%9."/>
+      <w:lvlJc w:val="left"/>
+      <w:pPr>
+        <w:tabs>
+          <w:tab w:val="num" w:pos="6480"/>
+        </w:tabs>
+        <w:ind w:left="6480" w:hanging="360"/>
+      </w:pPr>
+    </w:lvl>
+  </w:abstractNum>
+  <w:abstractNum w:abstractNumId="41" w15:restartNumberingAfterBreak="0">
     <w:nsid w:val="69582400"/>
     <w:multiLevelType w:val="multilevel"/>
     <w:tmpl w:val="7658909C"/>
@@ -8130,7 +9701,7 @@
       </w:rPr>
     </w:lvl>
   </w:abstractNum>
-  <w:abstractNum w:abstractNumId="38" w15:restartNumberingAfterBreak="0">
+  <w:abstractNum w:abstractNumId="42" w15:restartNumberingAfterBreak="0">
     <w:nsid w:val="6E9C35FD"/>
     <w:multiLevelType w:val="hybridMultilevel"/>
     <w:tmpl w:val="F8325702"/>
@@ -8243,7 +9814,7 @@
       </w:rPr>
     </w:lvl>
   </w:abstractNum>
-  <w:abstractNum w:abstractNumId="39" w15:restartNumberingAfterBreak="0">
+  <w:abstractNum w:abstractNumId="43" w15:restartNumberingAfterBreak="0">
     <w:nsid w:val="787165B9"/>
     <w:multiLevelType w:val="multilevel"/>
     <w:tmpl w:val="4FD055D2"/>
@@ -8392,7 +9963,7 @@
       </w:rPr>
     </w:lvl>
   </w:abstractNum>
-  <w:abstractNum w:abstractNumId="40" w15:restartNumberingAfterBreak="0">
+  <w:abstractNum w:abstractNumId="44" w15:restartNumberingAfterBreak="0">
     <w:nsid w:val="7F855DA0"/>
     <w:multiLevelType w:val="multilevel"/>
     <w:tmpl w:val="1736F6D4"/>
@@ -8542,127 +10113,209 @@
     </w:lvl>
   </w:abstractNum>
   <w:num w:numId="1" w16cid:durableId="1340042077">
+    <w:abstractNumId w:val="21"/>
+  </w:num>
+  <w:num w:numId="2" w16cid:durableId="1709527625">
+    <w:abstractNumId w:val="6"/>
+  </w:num>
+  <w:num w:numId="3" w16cid:durableId="986976298">
+    <w:abstractNumId w:val="1"/>
+  </w:num>
+  <w:num w:numId="4" w16cid:durableId="2049990192">
+    <w:abstractNumId w:val="29"/>
+  </w:num>
+  <w:num w:numId="5" w16cid:durableId="1111585720">
+    <w:abstractNumId w:val="12"/>
+  </w:num>
+  <w:num w:numId="6" w16cid:durableId="1289161316">
+    <w:abstractNumId w:val="38"/>
+  </w:num>
+  <w:num w:numId="7" w16cid:durableId="1033726091">
+    <w:abstractNumId w:val="42"/>
+  </w:num>
+  <w:num w:numId="8" w16cid:durableId="1011227320">
+    <w:abstractNumId w:val="30"/>
+  </w:num>
+  <w:num w:numId="9" w16cid:durableId="554244451">
+    <w:abstractNumId w:val="10"/>
+  </w:num>
+  <w:num w:numId="10" w16cid:durableId="901209836">
+    <w:abstractNumId w:val="28"/>
+  </w:num>
+  <w:num w:numId="11" w16cid:durableId="1638682687">
+    <w:abstractNumId w:val="32"/>
+  </w:num>
+  <w:num w:numId="12" w16cid:durableId="749280518">
+    <w:abstractNumId w:val="22"/>
+  </w:num>
+  <w:num w:numId="13" w16cid:durableId="52967074">
+    <w:abstractNumId w:val="17"/>
+  </w:num>
+  <w:num w:numId="14" w16cid:durableId="2052680239">
+    <w:abstractNumId w:val="35"/>
+  </w:num>
+  <w:num w:numId="15" w16cid:durableId="515189990">
+    <w:abstractNumId w:val="37"/>
+  </w:num>
+  <w:num w:numId="16" w16cid:durableId="1077942366">
+    <w:abstractNumId w:val="11"/>
+  </w:num>
+  <w:num w:numId="17" w16cid:durableId="1571383410">
+    <w:abstractNumId w:val="44"/>
+  </w:num>
+  <w:num w:numId="18" w16cid:durableId="1354723344">
+    <w:abstractNumId w:val="14"/>
+  </w:num>
+  <w:num w:numId="19" w16cid:durableId="755324945">
+    <w:abstractNumId w:val="41"/>
+  </w:num>
+  <w:num w:numId="20" w16cid:durableId="73939031">
+    <w:abstractNumId w:val="8"/>
+  </w:num>
+  <w:num w:numId="21" w16cid:durableId="417363028">
+    <w:abstractNumId w:val="18"/>
+  </w:num>
+  <w:num w:numId="22" w16cid:durableId="439567431">
+    <w:abstractNumId w:val="2"/>
+  </w:num>
+  <w:num w:numId="23" w16cid:durableId="691494907">
+    <w:abstractNumId w:val="39"/>
+  </w:num>
+  <w:num w:numId="24" w16cid:durableId="695931336">
+    <w:abstractNumId w:val="5"/>
+  </w:num>
+  <w:num w:numId="25" w16cid:durableId="696345972">
+    <w:abstractNumId w:val="25"/>
+  </w:num>
+  <w:num w:numId="26" w16cid:durableId="1055087718">
+    <w:abstractNumId w:val="23"/>
+  </w:num>
+  <w:num w:numId="27" w16cid:durableId="1772622727">
+    <w:abstractNumId w:val="24"/>
+  </w:num>
+  <w:num w:numId="28" w16cid:durableId="1318455590">
+    <w:abstractNumId w:val="34"/>
+  </w:num>
+  <w:num w:numId="29" w16cid:durableId="1238252163">
+    <w:abstractNumId w:val="15"/>
+  </w:num>
+  <w:num w:numId="30" w16cid:durableId="914320673">
+    <w:abstractNumId w:val="36"/>
+  </w:num>
+  <w:num w:numId="31" w16cid:durableId="1243643858">
+    <w:abstractNumId w:val="31"/>
+  </w:num>
+  <w:num w:numId="32" w16cid:durableId="1568764095">
+    <w:abstractNumId w:val="43"/>
+  </w:num>
+  <w:num w:numId="33" w16cid:durableId="1156455482">
+    <w:abstractNumId w:val="16"/>
+  </w:num>
+  <w:num w:numId="34" w16cid:durableId="127557929">
+    <w:abstractNumId w:val="9"/>
+  </w:num>
+  <w:num w:numId="35" w16cid:durableId="558320998">
+    <w:abstractNumId w:val="3"/>
+  </w:num>
+  <w:num w:numId="36" w16cid:durableId="1853227057">
+    <w:abstractNumId w:val="7"/>
+  </w:num>
+  <w:num w:numId="37" w16cid:durableId="108817819">
+    <w:abstractNumId w:val="4"/>
+  </w:num>
+  <w:num w:numId="38" w16cid:durableId="1143083353">
     <w:abstractNumId w:val="20"/>
   </w:num>
-  <w:num w:numId="2" w16cid:durableId="1709527625">
-    <w:abstractNumId w:val="5"/>
+  <w:num w:numId="39" w16cid:durableId="1862355867">
+    <w:abstractNumId w:val="13"/>
   </w:num>
-  <w:num w:numId="3" w16cid:durableId="986976298">
+  <w:num w:numId="40" w16cid:durableId="1283725207">
+    <w:abstractNumId w:val="27"/>
+  </w:num>
+  <w:num w:numId="41" w16cid:durableId="102265456">
+    <w:abstractNumId w:val="19"/>
+  </w:num>
+  <w:num w:numId="42" w16cid:durableId="1808350556">
+    <w:abstractNumId w:val="26"/>
+  </w:num>
+  <w:num w:numId="43" w16cid:durableId="792139902">
+    <w:abstractNumId w:val="26"/>
+    <w:lvlOverride w:ilvl="1">
+      <w:lvl w:ilvl="1">
+        <w:numFmt w:val="decimal"/>
+        <w:lvlText w:val="%2."/>
+        <w:lvlJc w:val="left"/>
+      </w:lvl>
+    </w:lvlOverride>
+  </w:num>
+  <w:num w:numId="44" w16cid:durableId="1209223178">
     <w:abstractNumId w:val="0"/>
   </w:num>
-  <w:num w:numId="4" w16cid:durableId="2049990192">
-    <w:abstractNumId w:val="27"/>
+  <w:num w:numId="45" w16cid:durableId="1843811224">
+    <w:abstractNumId w:val="0"/>
+    <w:lvlOverride w:ilvl="1">
+      <w:lvl w:ilvl="1">
+        <w:numFmt w:val="decimal"/>
+        <w:lvlText w:val="%2."/>
+        <w:lvlJc w:val="left"/>
+      </w:lvl>
+    </w:lvlOverride>
   </w:num>
-  <w:num w:numId="5" w16cid:durableId="1111585720">
-    <w:abstractNumId w:val="11"/>
+  <w:num w:numId="46" w16cid:durableId="570166147">
+    <w:abstractNumId w:val="33"/>
   </w:num>
-  <w:num w:numId="6" w16cid:durableId="1289161316">
-    <w:abstractNumId w:val="35"/>
+  <w:num w:numId="47" w16cid:durableId="53048316">
+    <w:abstractNumId w:val="33"/>
+    <w:lvlOverride w:ilvl="1">
+      <w:lvl w:ilvl="1">
+        <w:numFmt w:val="decimal"/>
+        <w:lvlText w:val="%2."/>
+        <w:lvlJc w:val="left"/>
+      </w:lvl>
+    </w:lvlOverride>
   </w:num>
-  <w:num w:numId="7" w16cid:durableId="1033726091">
-    <w:abstractNumId w:val="38"/>
+  <w:num w:numId="48" w16cid:durableId="944071171">
+    <w:abstractNumId w:val="33"/>
+    <w:lvlOverride w:ilvl="1">
+      <w:lvl w:ilvl="1">
+        <w:numFmt w:val="decimal"/>
+        <w:lvlText w:val="%2."/>
+        <w:lvlJc w:val="left"/>
+      </w:lvl>
+    </w:lvlOverride>
   </w:num>
-  <w:num w:numId="8" w16cid:durableId="1011227320">
-    <w:abstractNumId w:val="28"/>
+  <w:num w:numId="49" w16cid:durableId="928847829">
+    <w:abstractNumId w:val="33"/>
+    <w:lvlOverride w:ilvl="1">
+      <w:lvl w:ilvl="1">
+        <w:numFmt w:val="decimal"/>
+        <w:lvlText w:val="%2."/>
+        <w:lvlJc w:val="left"/>
+      </w:lvl>
+    </w:lvlOverride>
   </w:num>
-  <w:num w:numId="9" w16cid:durableId="554244451">
-    <w:abstractNumId w:val="9"/>
-  </w:num>
-  <w:num w:numId="10" w16cid:durableId="901209836">
-    <w:abstractNumId w:val="26"/>
-  </w:num>
-  <w:num w:numId="11" w16cid:durableId="1638682687">
-    <w:abstractNumId w:val="30"/>
-  </w:num>
-  <w:num w:numId="12" w16cid:durableId="749280518">
-    <w:abstractNumId w:val="21"/>
-  </w:num>
-  <w:num w:numId="13" w16cid:durableId="52967074">
-    <w:abstractNumId w:val="16"/>
-  </w:num>
-  <w:num w:numId="14" w16cid:durableId="2052680239">
-    <w:abstractNumId w:val="32"/>
-  </w:num>
-  <w:num w:numId="15" w16cid:durableId="515189990">
-    <w:abstractNumId w:val="34"/>
-  </w:num>
-  <w:num w:numId="16" w16cid:durableId="1077942366">
-    <w:abstractNumId w:val="10"/>
-  </w:num>
-  <w:num w:numId="17" w16cid:durableId="1571383410">
+  <w:num w:numId="50" w16cid:durableId="408382639">
     <w:abstractNumId w:val="40"/>
   </w:num>
-  <w:num w:numId="18" w16cid:durableId="1354723344">
-    <w:abstractNumId w:val="13"/>
+  <w:num w:numId="51" w16cid:durableId="1636525349">
+    <w:abstractNumId w:val="40"/>
+    <w:lvlOverride w:ilvl="1">
+      <w:lvl w:ilvl="1">
+        <w:numFmt w:val="decimal"/>
+        <w:lvlText w:val="%2."/>
+        <w:lvlJc w:val="left"/>
+      </w:lvl>
+    </w:lvlOverride>
   </w:num>
-  <w:num w:numId="19" w16cid:durableId="755324945">
-    <w:abstractNumId w:val="37"/>
-  </w:num>
-  <w:num w:numId="20" w16cid:durableId="73939031">
-    <w:abstractNumId w:val="7"/>
-  </w:num>
-  <w:num w:numId="21" w16cid:durableId="417363028">
-    <w:abstractNumId w:val="17"/>
-  </w:num>
-  <w:num w:numId="22" w16cid:durableId="439567431">
-    <w:abstractNumId w:val="1"/>
-  </w:num>
-  <w:num w:numId="23" w16cid:durableId="691494907">
-    <w:abstractNumId w:val="36"/>
-  </w:num>
-  <w:num w:numId="24" w16cid:durableId="695931336">
-    <w:abstractNumId w:val="4"/>
-  </w:num>
-  <w:num w:numId="25" w16cid:durableId="696345972">
-    <w:abstractNumId w:val="24"/>
-  </w:num>
-  <w:num w:numId="26" w16cid:durableId="1055087718">
-    <w:abstractNumId w:val="22"/>
-  </w:num>
-  <w:num w:numId="27" w16cid:durableId="1772622727">
-    <w:abstractNumId w:val="23"/>
-  </w:num>
-  <w:num w:numId="28" w16cid:durableId="1318455590">
-    <w:abstractNumId w:val="31"/>
-  </w:num>
-  <w:num w:numId="29" w16cid:durableId="1238252163">
-    <w:abstractNumId w:val="14"/>
-  </w:num>
-  <w:num w:numId="30" w16cid:durableId="914320673">
-    <w:abstractNumId w:val="33"/>
-  </w:num>
-  <w:num w:numId="31" w16cid:durableId="1243643858">
-    <w:abstractNumId w:val="29"/>
-  </w:num>
-  <w:num w:numId="32" w16cid:durableId="1568764095">
-    <w:abstractNumId w:val="39"/>
-  </w:num>
-  <w:num w:numId="33" w16cid:durableId="1156455482">
-    <w:abstractNumId w:val="15"/>
-  </w:num>
-  <w:num w:numId="34" w16cid:durableId="127557929">
-    <w:abstractNumId w:val="8"/>
-  </w:num>
-  <w:num w:numId="35" w16cid:durableId="558320998">
-    <w:abstractNumId w:val="2"/>
-  </w:num>
-  <w:num w:numId="36" w16cid:durableId="1853227057">
-    <w:abstractNumId w:val="6"/>
-  </w:num>
-  <w:num w:numId="37" w16cid:durableId="108817819">
-    <w:abstractNumId w:val="3"/>
-  </w:num>
-  <w:num w:numId="38" w16cid:durableId="1143083353">
-    <w:abstractNumId w:val="19"/>
-  </w:num>
-  <w:num w:numId="39" w16cid:durableId="1862355867">
-    <w:abstractNumId w:val="12"/>
-  </w:num>
-  <w:num w:numId="40" w16cid:durableId="1283725207">
-    <w:abstractNumId w:val="25"/>
-  </w:num>
-  <w:num w:numId="41" w16cid:durableId="102265456">
-    <w:abstractNumId w:val="18"/>
+  <w:num w:numId="52" w16cid:durableId="1735202118">
+    <w:abstractNumId w:val="40"/>
+    <w:lvlOverride w:ilvl="1">
+      <w:lvl w:ilvl="1">
+        <w:numFmt w:val="decimal"/>
+        <w:lvlText w:val="%2."/>
+        <w:lvlJc w:val="left"/>
+      </w:lvl>
+    </w:lvlOverride>
   </w:num>
 </w:numbering>
 </file>
@@ -9280,6 +10933,7 @@
   <w:style w:type="character" w:default="1" w:styleId="DefaultParagraphFont">
     <w:name w:val="Default Paragraph Font"/>
     <w:uiPriority w:val="1"/>
+    <w:semiHidden/>
     <w:unhideWhenUsed/>
   </w:style>
   <w:style w:type="table" w:default="1" w:styleId="TableNormal">

--- a/docs/User Guide(Updated).docx
+++ b/docs/User Guide(Updated).docx
@@ -1058,6 +1058,7 @@
         <w:rPr>
           <w:b/>
           <w:bCs/>
+          <w:noProof/>
         </w:rPr>
         <w:drawing>
           <wp:inline distT="0" distB="0" distL="0" distR="0" wp14:anchorId="688DF20C" wp14:editId="1340F68C">
@@ -1130,6 +1131,7 @@
         <w:rPr>
           <w:i/>
           <w:iCs/>
+          <w:noProof/>
         </w:rPr>
         <w:lastRenderedPageBreak/>
         <w:drawing>
@@ -1210,6 +1212,7 @@
         <w:rPr>
           <w:i/>
           <w:iCs/>
+          <w:noProof/>
         </w:rPr>
         <w:drawing>
           <wp:inline distT="0" distB="0" distL="0" distR="0" wp14:anchorId="43097BA4" wp14:editId="72EBECCA">
@@ -1413,6 +1416,7 @@
         <w:rPr>
           <w:b/>
           <w:bCs/>
+          <w:noProof/>
         </w:rPr>
         <w:lastRenderedPageBreak/>
         <w:drawing>
@@ -1476,6 +1480,9 @@
     </w:p>
     <w:p>
       <w:r>
+        <w:rPr>
+          <w:noProof/>
+        </w:rPr>
         <w:drawing>
           <wp:inline distT="0" distB="0" distL="0" distR="0" wp14:anchorId="429D5240" wp14:editId="21F579B3">
             <wp:extent cx="2895600" cy="2179125"/>
@@ -1546,70 +1553,6 @@
     <w:p>
       <w:pPr>
         <w:rPr>
-          <w:i/>
-          <w:iCs/>
-        </w:rPr>
-      </w:pPr>
-      <w:r>
-        <w:rPr>
-          <w:i/>
-          <w:iCs/>
-        </w:rPr>
-        <w:drawing>
-          <wp:inline distT="0" distB="0" distL="0" distR="0" wp14:anchorId="456F4289" wp14:editId="35430166">
-            <wp:extent cx="2905125" cy="2176050"/>
-            <wp:effectExtent l="0" t="0" r="0" b="0"/>
-            <wp:docPr id="516430703" name="Picture 1"/>
-            <wp:cNvGraphicFramePr>
-              <a:graphicFrameLocks xmlns:a="http://schemas.openxmlformats.org/drawingml/2006/main" noChangeAspect="1"/>
-            </wp:cNvGraphicFramePr>
-            <a:graphic xmlns:a="http://schemas.openxmlformats.org/drawingml/2006/main">
-              <a:graphicData uri="http://schemas.openxmlformats.org/drawingml/2006/picture">
-                <pic:pic xmlns:pic="http://schemas.openxmlformats.org/drawingml/2006/picture">
-                  <pic:nvPicPr>
-                    <pic:cNvPr id="516430703" name=""/>
-                    <pic:cNvPicPr/>
-                  </pic:nvPicPr>
-                  <pic:blipFill>
-                    <a:blip r:embed="rId12"/>
-                    <a:stretch>
-                      <a:fillRect/>
-                    </a:stretch>
-                  </pic:blipFill>
-                  <pic:spPr>
-                    <a:xfrm>
-                      <a:off x="0" y="0"/>
-                      <a:ext cx="2914977" cy="2183430"/>
-                    </a:xfrm>
-                    <a:prstGeom prst="rect">
-                      <a:avLst/>
-                    </a:prstGeom>
-                  </pic:spPr>
-                </pic:pic>
-              </a:graphicData>
-            </a:graphic>
-          </wp:inline>
-        </w:drawing>
-      </w:r>
-    </w:p>
-    <w:p>
-      <w:pPr>
-        <w:rPr>
-          <w:i/>
-          <w:iCs/>
-        </w:rPr>
-      </w:pPr>
-      <w:r>
-        <w:rPr>
-          <w:i/>
-          <w:iCs/>
-        </w:rPr>
-        <w:t>Figure 2B: You should see the lives counter go down after missing the ball.</w:t>
-      </w:r>
-    </w:p>
-    <w:p>
-      <w:pPr>
-        <w:rPr>
           <w:b/>
           <w:bCs/>
         </w:rPr>
@@ -1619,7 +1562,6 @@
           <w:b/>
           <w:bCs/>
         </w:rPr>
-        <w:lastRenderedPageBreak/>
         <w:t>Task 3: Level Completion</w:t>
       </w:r>
     </w:p>
@@ -1753,8 +1695,9 @@
           <w:szCs w:val="22"/>
           <w:bdr w:val="none" w:sz="0" w:space="0" w:color="auto" w:frame="1"/>
         </w:rPr>
+        <w:lastRenderedPageBreak/>
         <w:drawing>
-          <wp:inline distT="0" distB="0" distL="0" distR="0" wp14:anchorId="03929E85" wp14:editId="5857B9BA">
+          <wp:inline distT="0" distB="0" distL="0" distR="0" wp14:anchorId="03929E85" wp14:editId="2543EA70">
             <wp:extent cx="3048000" cy="2261577"/>
             <wp:effectExtent l="0" t="0" r="0" b="5715"/>
             <wp:docPr id="739418138" name="Picture 1"/>
@@ -1771,7 +1714,7 @@
                     </pic:cNvPicPr>
                   </pic:nvPicPr>
                   <pic:blipFill>
-                    <a:blip r:embed="rId13" cstate="print">
+                    <a:blip r:embed="rId12" cstate="print">
                       <a:extLst>
                         <a:ext uri="{28A0092B-C50C-407E-A947-70E740481C1C}">
                           <a14:useLocalDpi xmlns:a14="http://schemas.microsoft.com/office/drawing/2010/main" val="0"/>
@@ -1947,7 +1890,65 @@
         <w:t> to exit the software.</w:t>
       </w:r>
     </w:p>
-    <w:p/>
+    <w:p>
+      <w:r>
+        <w:rPr>
+          <w:i/>
+          <w:iCs/>
+          <w:noProof/>
+        </w:rPr>
+        <w:drawing>
+          <wp:inline distT="0" distB="0" distL="0" distR="0" wp14:anchorId="35F84983" wp14:editId="112908C0">
+            <wp:extent cx="2905125" cy="2176050"/>
+            <wp:effectExtent l="0" t="0" r="0" b="0"/>
+            <wp:docPr id="516430703" name="Picture 1"/>
+            <wp:cNvGraphicFramePr>
+              <a:graphicFrameLocks xmlns:a="http://schemas.openxmlformats.org/drawingml/2006/main" noChangeAspect="1"/>
+            </wp:cNvGraphicFramePr>
+            <a:graphic xmlns:a="http://schemas.openxmlformats.org/drawingml/2006/main">
+              <a:graphicData uri="http://schemas.openxmlformats.org/drawingml/2006/picture">
+                <pic:pic xmlns:pic="http://schemas.openxmlformats.org/drawingml/2006/picture">
+                  <pic:nvPicPr>
+                    <pic:cNvPr id="516430703" name=""/>
+                    <pic:cNvPicPr/>
+                  </pic:nvPicPr>
+                  <pic:blipFill>
+                    <a:blip r:embed="rId13"/>
+                    <a:stretch>
+                      <a:fillRect/>
+                    </a:stretch>
+                  </pic:blipFill>
+                  <pic:spPr>
+                    <a:xfrm>
+                      <a:off x="0" y="0"/>
+                      <a:ext cx="2914977" cy="2183430"/>
+                    </a:xfrm>
+                    <a:prstGeom prst="rect">
+                      <a:avLst/>
+                    </a:prstGeom>
+                  </pic:spPr>
+                </pic:pic>
+              </a:graphicData>
+            </a:graphic>
+          </wp:inline>
+        </w:drawing>
+      </w:r>
+    </w:p>
+    <w:p>
+      <w:pPr>
+        <w:rPr>
+          <w:i/>
+          <w:iCs/>
+        </w:rPr>
+      </w:pPr>
+      <w:r>
+        <w:rPr>
+          <w:i/>
+          <w:iCs/>
+        </w:rPr>
+        <w:t>Figure 4: You should see that the lives counter goes down when missing the ball.</w:t>
+      </w:r>
+    </w:p>
     <w:p>
       <w:r>
         <w:rPr>
@@ -2021,8 +2022,30 @@
           <w:i/>
           <w:iCs/>
         </w:rPr>
-        <w:t>Figure 4: Game over screen displays when all lives are lost.</w:t>
-      </w:r>
+        <w:t>Figure 4</w:t>
+      </w:r>
+      <w:r>
+        <w:rPr>
+          <w:i/>
+          <w:iCs/>
+        </w:rPr>
+        <w:t>A</w:t>
+      </w:r>
+      <w:r>
+        <w:rPr>
+          <w:i/>
+          <w:iCs/>
+        </w:rPr>
+        <w:t>: Game over screen displays when all lives are lost.</w:t>
+      </w:r>
+    </w:p>
+    <w:p>
+      <w:pPr>
+        <w:rPr>
+          <w:i/>
+          <w:iCs/>
+        </w:rPr>
+      </w:pPr>
     </w:p>
     <w:p/>
     <w:p>
@@ -2204,6 +2227,7 @@
     </w:p>
     <w:p>
       <w:r>
+        <w:lastRenderedPageBreak/>
         <w:t xml:space="preserve">When you complete the last level, the game will </w:t>
       </w:r>
       <w:r>
@@ -2215,7 +2239,6 @@
         <w:pStyle w:val="Heading1"/>
       </w:pPr>
       <w:r>
-        <w:lastRenderedPageBreak/>
         <w:t>10 Troubleshooting Tips</w:t>
       </w:r>
     </w:p>

--- a/docs/User Guide(Updated).docx
+++ b/docs/User Guide(Updated).docx
@@ -251,28 +251,12 @@
       </w:r>
       <w:proofErr w:type="spellEnd"/>
       <w:r>
-        <w:t xml:space="preserve"> framework. The game runs as a desktop application and provides </w:t>
-      </w:r>
-      <w:proofErr w:type="gramStart"/>
-      <w:r>
-        <w:t>an interactive</w:t>
-      </w:r>
-      <w:proofErr w:type="gramEnd"/>
-      <w:r>
-        <w:t>, real-time gameplay experience. The player controls a paddle to bounce a ball and destroy blocks arranged on the screen, advancing through multiple levels.</w:t>
-      </w:r>
-    </w:p>
-    <w:p>
-      <w:r>
-        <w:t xml:space="preserve">The primary objective of the game is to destroy all blocks </w:t>
-      </w:r>
-      <w:proofErr w:type="gramStart"/>
-      <w:r>
-        <w:t>in</w:t>
-      </w:r>
-      <w:proofErr w:type="gramEnd"/>
-      <w:r>
-        <w:t xml:space="preserve"> each level, while preventing the ball from falling below the paddle. The player earns points for each block destroyed and begins the game with a limited number of lives. Each time the ball falls below the paddle, the player loses one life. When all lives are lost, the game transitions to the Game Over state and provides the option to restart or exit.</w:t>
+        <w:t xml:space="preserve"> framework. The game runs as a desktop application and provides an interactive, real-time gameplay experience. The player controls a paddle to bounce a ball and destroy blocks arranged on the screen, advancing through multiple levels.</w:t>
+      </w:r>
+    </w:p>
+    <w:p>
+      <w:r>
+        <w:t>The primary objective of the game is to destroy all blocks in each level, while preventing the ball from falling below the paddle. The player earns points for each block destroyed and begins the game with a limited number of lives. Each time the ball falls below the paddle, the player loses one life. When all lives are lost, the game transitions to the Game Over state and provides the option to restart or exit.</w:t>
       </w:r>
     </w:p>
     <w:p>
@@ -293,6 +277,41 @@
         <w:t>2 Purpose of the User Guide</w:t>
       </w:r>
     </w:p>
+    <w:p>
+      <w:r>
+        <w:t xml:space="preserve">The purpose of this User Guide is to provide clear, step-by-step instructions for installing, configuring, launching, and interacting with the Breakout Game application developed in CMSC 495. This guide serves as the primary reference for end users who wish to run the application on </w:t>
+      </w:r>
+      <w:r>
+        <w:lastRenderedPageBreak/>
+        <w:t>a supported desktop system without requiring access to the source code or prior development knowledge.</w:t>
+      </w:r>
+    </w:p>
+    <w:p>
+      <w:r>
+        <w:t>This document explains the software’s purpose and gameplay objectives, system and environment requirements, installation and dependency setup, how to launch and operate the application, how to execute unit tests, and troubleshooting common issues.</w:t>
+      </w:r>
+    </w:p>
+    <w:p>
+      <w:r>
+        <w:t xml:space="preserve">The guide ensures users can successfully install and run the software in a clean environment using the correct Python and </w:t>
+      </w:r>
+      <w:proofErr w:type="spellStart"/>
+      <w:r>
+        <w:t>Pygame</w:t>
+      </w:r>
+      <w:proofErr w:type="spellEnd"/>
+      <w:r>
+        <w:t xml:space="preserve"> versions. It reflects the finalized Phase 2 implementation, including validated gameplay mechanics, modular architecture (Core, Objects, Assets), and verified unit testing using </w:t>
+      </w:r>
+      <w:proofErr w:type="spellStart"/>
+      <w:r>
+        <w:t>pytest</w:t>
+      </w:r>
+      <w:proofErr w:type="spellEnd"/>
+      <w:r>
+        <w:t>.</w:t>
+      </w:r>
+    </w:p>
     <w:p/>
     <w:p>
       <w:pPr>
@@ -302,140 +321,582 @@
         <w:t>3 Target Audience</w:t>
       </w:r>
     </w:p>
-    <w:p/>
-    <w:p>
-      <w:pPr>
-        <w:pStyle w:val="Heading1"/>
-      </w:pPr>
-      <w:r>
-        <w:t>4 Getting Started</w:t>
-      </w:r>
-    </w:p>
-    <w:p/>
-    <w:p>
-      <w:pPr>
-        <w:pStyle w:val="Heading1"/>
-      </w:pPr>
-      <w:r>
-        <w:t>5 Installation Instructions</w:t>
-      </w:r>
-    </w:p>
-    <w:p/>
-    <w:p>
-      <w:pPr>
-        <w:pStyle w:val="Heading1"/>
-      </w:pPr>
-      <w:r>
-        <w:t>6 System Requirements</w:t>
-      </w:r>
-    </w:p>
-    <w:p>
-      <w:r>
+    <w:p>
+      <w:pPr>
         <w:rPr>
           <w:b/>
           <w:bCs/>
         </w:rPr>
-        <w:t>System Requirements</w:t>
-      </w:r>
-      <w:r>
-        <w:t xml:space="preserve"> (Breakout Game)</w:t>
-      </w:r>
-    </w:p>
-    <w:p>
-      <w:r>
-        <w:t>The Breakout game is a local Python/</w:t>
-      </w:r>
-      <w:proofErr w:type="spellStart"/>
-      <w:r>
-        <w:t>Pygame</w:t>
-      </w:r>
-      <w:proofErr w:type="spellEnd"/>
-      <w:r>
-        <w:t xml:space="preserve"> application designed for Windows and macOS systems.</w:t>
-      </w:r>
-    </w:p>
-    <w:p>
-      <w:r>
-        <w:t xml:space="preserve">Python and a compatible </w:t>
-      </w:r>
-      <w:proofErr w:type="spellStart"/>
-      <w:r>
-        <w:t>Pygame</w:t>
-      </w:r>
-      <w:proofErr w:type="spellEnd"/>
-      <w:r>
-        <w:t xml:space="preserve"> package must be installed before running the game.</w:t>
-      </w:r>
-    </w:p>
-    <w:p>
-      <w:pPr>
+      </w:pPr>
+      <w:r>
         <w:rPr>
           <w:b/>
           <w:bCs/>
         </w:rPr>
-      </w:pPr>
-      <w:r>
+        <w:t>3.1 End Users (Primary Audience)</w:t>
+      </w:r>
+    </w:p>
+    <w:p>
+      <w:r>
+        <w:t>Individuals who wish to install and play the Breakout Game on a desktop computer. These users have basic familiarity with installing software, using the command line, and operating keyboard controls. No programming knowledge is required.</w:t>
+      </w:r>
+    </w:p>
+    <w:p>
+      <w:pPr>
         <w:rPr>
           <w:b/>
           <w:bCs/>
         </w:rPr>
-        <w:t>Minimum Requirements</w:t>
-      </w:r>
-    </w:p>
-    <w:p>
-      <w:r>
-        <w:t>• Operating System: Windows 10+ or macOS 11+</w:t>
-      </w:r>
-    </w:p>
-    <w:p>
-      <w:r>
-        <w:t>• Python: 3.10–3.13</w:t>
-      </w:r>
-      <w:r>
-        <w:t xml:space="preserve">(3.14 can work but needs a different </w:t>
-      </w:r>
-      <w:proofErr w:type="spellStart"/>
-      <w:r>
-        <w:t>pygame</w:t>
-      </w:r>
-      <w:proofErr w:type="spellEnd"/>
-      <w:r>
-        <w:t xml:space="preserve"> installation)</w:t>
-      </w:r>
-    </w:p>
-    <w:p>
-      <w:r>
-        <w:t>• Graphics/Display: Any standard display</w:t>
-      </w:r>
-    </w:p>
-    <w:p>
-      <w:r>
-        <w:t>• Input: Keyboard</w:t>
-      </w:r>
-    </w:p>
-    <w:p>
-      <w:r>
-        <w:t>• Storage: ~200 MB free space (project + dependencies)</w:t>
-      </w:r>
-    </w:p>
-    <w:p/>
-    <w:p>
-      <w:pPr>
+      </w:pPr>
+      <w:r>
         <w:rPr>
           <w:b/>
           <w:bCs/>
         </w:rPr>
-      </w:pPr>
-      <w:r>
+        <w:t>3.2 Technical Reviewers and Instructors</w:t>
+      </w:r>
+    </w:p>
+    <w:p>
+      <w:r>
+        <w:t>Course instructors, evaluators, and reviewers who need to verify system functionality, install and run the application, execute unit tests, and confirm compatibility with stated system requirements.</w:t>
+      </w:r>
+    </w:p>
+    <w:p>
+      <w:pPr>
         <w:rPr>
           <w:b/>
           <w:bCs/>
         </w:rPr>
+      </w:pPr>
+      <w:r>
+        <w:rPr>
+          <w:b/>
+          <w:bCs/>
+        </w:rPr>
+        <w:t>3.3 Developers and Maintainers</w:t>
+      </w:r>
+    </w:p>
+    <w:p>
+      <w:r>
+        <w:t>Future developers who may clone the repository and expand functionality. This guide provides environment setup instructions, dependency management details, and validated test execution steps used during Phase 2.</w:t>
+      </w:r>
+    </w:p>
+    <w:p/>
+    <w:p>
+      <w:pPr>
+        <w:pStyle w:val="Heading1"/>
+      </w:pPr>
+      <w:r>
+        <w:t>4 Getting Started</w:t>
+      </w:r>
+    </w:p>
+    <w:p>
+      <w:pPr>
+        <w:rPr>
+          <w:b/>
+          <w:bCs/>
+        </w:rPr>
+      </w:pPr>
+      <w:r>
+        <w:rPr>
+          <w:b/>
+          <w:bCs/>
+        </w:rPr>
+        <w:t>Step 1: Obtain the Project Files</w:t>
+      </w:r>
+    </w:p>
+    <w:p>
+      <w:r>
+        <w:t>Download or clone the project repository from:</w:t>
+      </w:r>
+      <w:r>
+        <w:br/>
+        <w:t>https://github.com/nerf187/UMGC-Breakout-Game</w:t>
+      </w:r>
+      <w:r>
+        <w:br/>
+      </w:r>
+      <w:r>
+        <w:br/>
+        <w:t>If using Git:</w:t>
+      </w:r>
+      <w:r>
+        <w:br/>
+        <w:t>git clone https://github.com/nerf187/UMGC-Breakout-Game.git</w:t>
+      </w:r>
+    </w:p>
+    <w:p>
+      <w:r>
+        <w:lastRenderedPageBreak/>
+        <w:t>Ensure the project folder contains: breakout.py, Core/, Objects/, Assets/, and tests/. Run the game from the project root directory.</w:t>
+      </w:r>
+    </w:p>
+    <w:p>
+      <w:pPr>
+        <w:rPr>
+          <w:b/>
+          <w:bCs/>
+        </w:rPr>
+      </w:pPr>
+      <w:r>
+        <w:rPr>
+          <w:b/>
+          <w:bCs/>
+        </w:rPr>
+        <w:t>Step 2: Install Python</w:t>
+      </w:r>
+    </w:p>
+    <w:p>
+      <w:r>
+        <w:t>Download Python from https://www.python.org/downloads/</w:t>
+      </w:r>
+      <w:r>
+        <w:br/>
+        <w:t>Recommended version: Python 3.11 or 3.12</w:t>
+      </w:r>
+      <w:r>
+        <w:br/>
+      </w:r>
+      <w:r>
+        <w:br/>
+        <w:t>Verify installation using:</w:t>
+      </w:r>
+      <w:r>
+        <w:br/>
+        <w:t>python --version</w:t>
+      </w:r>
+    </w:p>
+    <w:p>
+      <w:pPr>
+        <w:rPr>
+          <w:b/>
+          <w:bCs/>
+        </w:rPr>
+      </w:pPr>
+      <w:r>
+        <w:rPr>
+          <w:b/>
+          <w:bCs/>
+        </w:rPr>
+        <w:t>Step 3: Install Required Dependencies</w:t>
+      </w:r>
+    </w:p>
+    <w:p>
+      <w:r>
+        <w:t xml:space="preserve">Install </w:t>
+      </w:r>
+      <w:proofErr w:type="spellStart"/>
+      <w:r>
+        <w:t>Pygame</w:t>
+      </w:r>
+      <w:proofErr w:type="spellEnd"/>
+      <w:r>
+        <w:t>:</w:t>
+      </w:r>
+      <w:r>
+        <w:br/>
+        <w:t xml:space="preserve">python -m pip install </w:t>
+      </w:r>
+      <w:proofErr w:type="spellStart"/>
+      <w:r>
+        <w:t>pygame</w:t>
+      </w:r>
+      <w:proofErr w:type="spellEnd"/>
+      <w:r>
+        <w:br/>
+      </w:r>
+      <w:r>
+        <w:br/>
+        <w:t xml:space="preserve">If installation fails (Python 3.14+), install </w:t>
+      </w:r>
+      <w:proofErr w:type="spellStart"/>
+      <w:r>
+        <w:t>pygame-ce</w:t>
+      </w:r>
+      <w:proofErr w:type="spellEnd"/>
+      <w:r>
+        <w:t>:</w:t>
+      </w:r>
+      <w:r>
+        <w:br/>
+        <w:t xml:space="preserve">python -m pip install </w:t>
+      </w:r>
+      <w:proofErr w:type="spellStart"/>
+      <w:r>
+        <w:t>pygame-ce</w:t>
+      </w:r>
+      <w:proofErr w:type="spellEnd"/>
+    </w:p>
+    <w:p>
+      <w:pPr>
+        <w:rPr>
+          <w:b/>
+          <w:bCs/>
+        </w:rPr>
+      </w:pPr>
+      <w:r>
+        <w:rPr>
+          <w:b/>
+          <w:bCs/>
+        </w:rPr>
+        <w:t>Step 4: Navigate to the Project Directory</w:t>
+      </w:r>
+    </w:p>
+    <w:p>
+      <w:r>
+        <w:t>Open a terminal and change into the project root directory:</w:t>
+      </w:r>
+      <w:r>
+        <w:br/>
+        <w:t>cd path/to/UMGC-Breakout-Game</w:t>
+      </w:r>
+    </w:p>
+    <w:p/>
+    <w:p>
+      <w:pPr>
+        <w:pStyle w:val="Heading1"/>
+      </w:pPr>
+      <w:r>
+        <w:t>5 Installation Instructions</w:t>
+      </w:r>
+    </w:p>
+    <w:p>
+      <w:pPr>
+        <w:rPr>
+          <w:b/>
+          <w:bCs/>
+        </w:rPr>
+      </w:pPr>
+      <w:r>
+        <w:rPr>
+          <w:b/>
+          <w:bCs/>
+        </w:rPr>
+        <w:t>5.1 Install Python</w:t>
+      </w:r>
+    </w:p>
+    <w:p>
+      <w:r>
+        <w:t>1. Download Python 3.11 or 3.12.</w:t>
+      </w:r>
+      <w:r>
+        <w:br/>
+        <w:t>2. Select 'Add Python to PATH' during installation.</w:t>
+      </w:r>
+      <w:r>
+        <w:br/>
+        <w:t>3. Verify installation using: python --version</w:t>
+      </w:r>
+    </w:p>
+    <w:p>
+      <w:pPr>
+        <w:rPr>
+          <w:b/>
+          <w:bCs/>
+        </w:rPr>
+      </w:pPr>
+      <w:r>
+        <w:rPr>
+          <w:b/>
+          <w:bCs/>
+        </w:rPr>
+        <w:t>5.2 Install Required Package (</w:t>
+      </w:r>
+      <w:proofErr w:type="spellStart"/>
+      <w:r>
+        <w:rPr>
+          <w:b/>
+          <w:bCs/>
+        </w:rPr>
+        <w:t>Pygame</w:t>
+      </w:r>
+      <w:proofErr w:type="spellEnd"/>
+      <w:r>
+        <w:rPr>
+          <w:b/>
+          <w:bCs/>
+        </w:rPr>
+        <w:t>)</w:t>
+      </w:r>
+    </w:p>
+    <w:p>
+      <w:r>
+        <w:t>Install using:</w:t>
+      </w:r>
+      <w:r>
+        <w:br/>
+        <w:t xml:space="preserve">python -m pip install </w:t>
+      </w:r>
+      <w:proofErr w:type="spellStart"/>
+      <w:r>
+        <w:t>pygame</w:t>
+      </w:r>
+      <w:proofErr w:type="spellEnd"/>
+      <w:r>
+        <w:br/>
+      </w:r>
+      <w:r>
+        <w:br/>
+        <w:t>If necessary:</w:t>
+      </w:r>
+      <w:r>
+        <w:br/>
+        <w:t xml:space="preserve">python -m pip install </w:t>
+      </w:r>
+      <w:proofErr w:type="spellStart"/>
+      <w:r>
+        <w:t>pygame-ce</w:t>
+      </w:r>
+      <w:proofErr w:type="spellEnd"/>
+    </w:p>
+    <w:p>
+      <w:pPr>
+        <w:rPr>
+          <w:b/>
+          <w:bCs/>
+        </w:rPr>
+      </w:pPr>
+      <w:r>
+        <w:rPr>
+          <w:b/>
+          <w:bCs/>
+        </w:rPr>
+        <w:t>5.3 Launch the Application</w:t>
+      </w:r>
+    </w:p>
+    <w:p>
+      <w:r>
+        <w:t>From the project root directory, run:</w:t>
+      </w:r>
+      <w:r>
+        <w:br/>
+        <w:t>python breakout.py</w:t>
+      </w:r>
+      <w:r>
+        <w:br/>
+      </w:r>
+      <w:r>
+        <w:lastRenderedPageBreak/>
+        <w:br/>
+        <w:t>The Main Menu screen should appear.</w:t>
+      </w:r>
+    </w:p>
+    <w:p>
+      <w:pPr>
+        <w:rPr>
+          <w:b/>
+          <w:bCs/>
+        </w:rPr>
+      </w:pPr>
+      <w:r>
+        <w:rPr>
+          <w:b/>
+          <w:bCs/>
+        </w:rPr>
+        <w:t>5.4 Running Unit Tests (Phase 2 Validation)</w:t>
+      </w:r>
+    </w:p>
+    <w:p>
+      <w:r>
+        <w:t>To execute the test suite:</w:t>
+      </w:r>
+      <w:r>
+        <w:br/>
+        <w:t xml:space="preserve">python -m </w:t>
+      </w:r>
+      <w:proofErr w:type="spellStart"/>
+      <w:r>
+        <w:t>pytest</w:t>
+      </w:r>
+      <w:proofErr w:type="spellEnd"/>
+      <w:r>
+        <w:t xml:space="preserve"> -q tests</w:t>
+      </w:r>
+      <w:r>
+        <w:br/>
+      </w:r>
+      <w:r>
+        <w:br/>
+        <w:t>All tests should run without unexpected failures.</w:t>
+      </w:r>
+    </w:p>
+    <w:p>
+      <w:pPr>
+        <w:rPr>
+          <w:b/>
+          <w:bCs/>
+        </w:rPr>
+      </w:pPr>
+      <w:r>
+        <w:rPr>
+          <w:b/>
+          <w:bCs/>
+        </w:rPr>
+        <w:t>5.5 Installation Verification Checklist</w:t>
+      </w:r>
+    </w:p>
+    <w:p>
+      <w:r>
+        <w:t>Installation is successful if:</w:t>
+      </w:r>
+      <w:r>
+        <w:br/>
+        <w:t>- Python version is compatible</w:t>
+      </w:r>
+      <w:r>
+        <w:br/>
+        <w:t xml:space="preserve">- </w:t>
+      </w:r>
+      <w:proofErr w:type="spellStart"/>
+      <w:r>
+        <w:t>Pygame</w:t>
+      </w:r>
+      <w:proofErr w:type="spellEnd"/>
+      <w:r>
+        <w:t xml:space="preserve"> installs without errors</w:t>
+      </w:r>
+      <w:r>
+        <w:br/>
+        <w:t>- breakout.py launches successfully</w:t>
+      </w:r>
+      <w:r>
+        <w:br/>
+        <w:t>- Main Menu screen appears</w:t>
+      </w:r>
+      <w:r>
+        <w:br/>
+        <w:t>- Controls respond correctly</w:t>
+      </w:r>
+      <w:r>
+        <w:br/>
+        <w:t xml:space="preserve">- </w:t>
+      </w:r>
+      <w:proofErr w:type="spellStart"/>
+      <w:r>
+        <w:t>pytest</w:t>
+      </w:r>
+      <w:proofErr w:type="spellEnd"/>
+      <w:r>
+        <w:t xml:space="preserve"> executes and detects tests</w:t>
+      </w:r>
+    </w:p>
+    <w:p/>
+    <w:p>
+      <w:pPr>
+        <w:pStyle w:val="Heading1"/>
+      </w:pPr>
+      <w:r>
+        <w:t>6 System Requirements</w:t>
+      </w:r>
+    </w:p>
+    <w:p>
+      <w:r>
+        <w:rPr>
+          <w:b/>
+          <w:bCs/>
+        </w:rPr>
+        <w:t>System Requirements</w:t>
+      </w:r>
+      <w:r>
+        <w:t xml:space="preserve"> (Breakout Game)</w:t>
+      </w:r>
+    </w:p>
+    <w:p>
+      <w:r>
+        <w:t>The Breakout game is a local Python/</w:t>
+      </w:r>
+      <w:proofErr w:type="spellStart"/>
+      <w:r>
+        <w:t>Pygame</w:t>
+      </w:r>
+      <w:proofErr w:type="spellEnd"/>
+      <w:r>
+        <w:t xml:space="preserve"> application designed for Windows and macOS systems.</w:t>
+      </w:r>
+    </w:p>
+    <w:p>
+      <w:r>
+        <w:t xml:space="preserve">Python and a compatible </w:t>
+      </w:r>
+      <w:proofErr w:type="spellStart"/>
+      <w:r>
+        <w:t>Pygame</w:t>
+      </w:r>
+      <w:proofErr w:type="spellEnd"/>
+      <w:r>
+        <w:t xml:space="preserve"> package must be installed before running the game.</w:t>
+      </w:r>
+    </w:p>
+    <w:p>
+      <w:pPr>
+        <w:rPr>
+          <w:b/>
+          <w:bCs/>
+        </w:rPr>
+      </w:pPr>
+      <w:r>
+        <w:rPr>
+          <w:b/>
+          <w:bCs/>
+        </w:rPr>
+        <w:t>Minimum Requirements</w:t>
+      </w:r>
+    </w:p>
+    <w:p>
+      <w:r>
+        <w:t>• Operating System: Windows 10+ or macOS 11+</w:t>
+      </w:r>
+    </w:p>
+    <w:p>
+      <w:r>
+        <w:t>• Python: 3.10–3.13</w:t>
+      </w:r>
+      <w:r>
+        <w:t xml:space="preserve">(3.14 can work but needs a different </w:t>
+      </w:r>
+      <w:proofErr w:type="spellStart"/>
+      <w:r>
+        <w:t>pygame</w:t>
+      </w:r>
+      <w:proofErr w:type="spellEnd"/>
+      <w:r>
+        <w:t xml:space="preserve"> installation)</w:t>
+      </w:r>
+    </w:p>
+    <w:p>
+      <w:r>
+        <w:t>• Graphics/Display: Any standard display</w:t>
+      </w:r>
+    </w:p>
+    <w:p>
+      <w:r>
+        <w:t>• Input: Keyboard</w:t>
+      </w:r>
+    </w:p>
+    <w:p>
+      <w:r>
+        <w:t>• Storage: ~200 MB free space (project + dependencies)</w:t>
+      </w:r>
+    </w:p>
+    <w:p/>
+    <w:p>
+      <w:pPr>
+        <w:rPr>
+          <w:b/>
+          <w:bCs/>
+        </w:rPr>
+      </w:pPr>
+      <w:r>
+        <w:rPr>
+          <w:b/>
+          <w:bCs/>
+        </w:rPr>
         <w:t>Recommended Requirements</w:t>
       </w:r>
     </w:p>
     <w:p>
       <w:r>
+        <w:lastRenderedPageBreak/>
         <w:t>• Operating System: Windows 11 or latest macOS</w:t>
       </w:r>
     </w:p>
@@ -730,6 +1191,7 @@
           <w:b/>
           <w:bCs/>
         </w:rPr>
+        <w:lastRenderedPageBreak/>
         <w:t>Bottom:</w:t>
       </w:r>
       <w:r>
@@ -754,15 +1216,7 @@
         <w:t>Press SPACE to Launch</w:t>
       </w:r>
       <w:r>
-        <w:t xml:space="preserve"> (</w:t>
-      </w:r>
-      <w:proofErr w:type="gramStart"/>
-      <w:r>
-        <w:t>launches</w:t>
-      </w:r>
-      <w:proofErr w:type="gramEnd"/>
-      <w:r>
-        <w:t xml:space="preserve"> the ball to begin the round)</w:t>
+        <w:t xml:space="preserve"> (launches the ball to begin the round)</w:t>
       </w:r>
     </w:p>
     <w:p>
@@ -843,7 +1297,6 @@
           <w:b/>
           <w:bCs/>
         </w:rPr>
-        <w:lastRenderedPageBreak/>
         <w:t>ESC:</w:t>
       </w:r>
       <w:r>
@@ -930,21 +1383,8 @@
         <w:pStyle w:val="Heading1"/>
       </w:pPr>
       <w:r>
-        <w:t xml:space="preserve">9 Step-By-Step Instructions For USing </w:t>
-      </w:r>
-      <w:proofErr w:type="gramStart"/>
-      <w:r>
-        <w:t>The Software’s</w:t>
-      </w:r>
-      <w:proofErr w:type="gramEnd"/>
-      <w:r>
-        <w:t xml:space="preserve"> Main </w:t>
-      </w:r>
-      <w:proofErr w:type="gramStart"/>
-      <w:r>
-        <w:t>Features</w:t>
-      </w:r>
-      <w:proofErr w:type="gramEnd"/>
+        <w:t>9 Step-By-Step Instructions For USing The Software’s Main Features</w:t>
+      </w:r>
     </w:p>
     <w:p>
       <w:pPr>
@@ -1068,6 +1508,7 @@
     </w:p>
     <w:p>
       <w:r>
+        <w:lastRenderedPageBreak/>
         <w:t>After completing a level, press SPACE for Next Level, (R) to Replay, or (ESC) to Quit.</w:t>
       </w:r>
     </w:p>
@@ -1125,7 +1566,6 @@
     </w:p>
     <w:p>
       <w:r>
-        <w:lastRenderedPageBreak/>
         <w:t>Game won’t start / closes immediately</w:t>
       </w:r>
     </w:p>
@@ -1333,6 +1773,7 @@
     </w:p>
     <w:p>
       <w:r>
+        <w:lastRenderedPageBreak/>
         <w:t>“No such file or directory” for levels/assets (missing JSON/images)</w:t>
       </w:r>
     </w:p>
@@ -1381,7 +1822,6 @@
         </w:numPr>
       </w:pPr>
       <w:r>
-        <w:lastRenderedPageBreak/>
         <w:t>Click inside the game window once to ensure it has focus.</w:t>
       </w:r>
       <w:r>
@@ -1724,15 +2164,7 @@
         <w:pStyle w:val="Heading1"/>
       </w:pPr>
       <w:r>
-        <w:t xml:space="preserve">12 </w:t>
-      </w:r>
-      <w:proofErr w:type="gramStart"/>
-      <w:r>
-        <w:t>Glossary</w:t>
-      </w:r>
-      <w:proofErr w:type="gramEnd"/>
-      <w:r>
-        <w:t xml:space="preserve"> Of Terms</w:t>
+        <w:t>12 Glossary Of Terms</w:t>
       </w:r>
     </w:p>
     <w:p>
@@ -1767,6 +2199,7 @@
     </w:p>
     <w:p>
       <w:r>
+        <w:lastRenderedPageBreak/>
         <w:t>Main Menu: The initial screen displayed when the game is launched. From here, the player can start a new game by pressing the Spacebar.</w:t>
       </w:r>
     </w:p>
@@ -1795,13 +2228,8 @@
         <w:pStyle w:val="Heading1"/>
       </w:pPr>
       <w:r>
-        <w:t xml:space="preserve">13 </w:t>
-      </w:r>
-      <w:proofErr w:type="gramStart"/>
-      <w:r>
-        <w:t>Index</w:t>
-      </w:r>
-      <w:proofErr w:type="gramEnd"/>
+        <w:t>13 Index</w:t>
+      </w:r>
     </w:p>
     <w:p>
       <w:pPr>
@@ -1819,7 +2247,6 @@
           <w:b/>
           <w:bCs/>
         </w:rPr>
-        <w:lastRenderedPageBreak/>
         <w:t>A</w:t>
       </w:r>
     </w:p>
@@ -2154,6 +2581,7 @@
         <w:rPr>
           <w:rFonts w:cs="Times New Roman"/>
         </w:rPr>
+        <w:lastRenderedPageBreak/>
         <w:t>Keyboard controls, 9</w:t>
       </w:r>
     </w:p>
@@ -2277,7 +2705,6 @@
         <w:rPr>
           <w:rFonts w:cs="Times New Roman"/>
         </w:rPr>
-        <w:lastRenderedPageBreak/>
         <w:t>Main Menu, 1, 7, 9, 12</w:t>
       </w:r>
     </w:p>
@@ -2602,6 +3029,7 @@
         <w:rPr>
           <w:rFonts w:cs="Times New Roman"/>
         </w:rPr>
+        <w:lastRenderedPageBreak/>
         <w:t>Spacebar (controls), 9</w:t>
       </w:r>
     </w:p>
@@ -2725,7 +3153,6 @@
         <w:rPr>
           <w:rFonts w:cs="Times New Roman"/>
         </w:rPr>
-        <w:lastRenderedPageBreak/>
         <w:t>User interface, 7</w:t>
       </w:r>
     </w:p>

--- a/docs/User Guide(Updated).docx
+++ b/docs/User Guide(Updated).docx
@@ -197,6 +197,159 @@
       </w:r>
     </w:p>
     <w:p>
+      <w:hyperlink w:anchor="_1_Overview_of" w:history="1">
+        <w:r>
+          <w:rPr>
+            <w:rStyle w:val="Hyperlink"/>
+          </w:rPr>
+          <w:t>1 Overview of the Software</w:t>
+        </w:r>
+      </w:hyperlink>
+    </w:p>
+    <w:p>
+      <w:hyperlink w:anchor="_2_Purpose_of_1" w:history="1">
+        <w:r>
+          <w:rPr>
+            <w:rStyle w:val="Hyperlink"/>
+          </w:rPr>
+          <w:t>2 Purpose of the User Guide</w:t>
+        </w:r>
+      </w:hyperlink>
+    </w:p>
+    <w:p>
+      <w:hyperlink w:anchor="_3_Target_Audience" w:history="1">
+        <w:r>
+          <w:rPr>
+            <w:rStyle w:val="Hyperlink"/>
+          </w:rPr>
+          <w:t>3 Target Audience</w:t>
+        </w:r>
+      </w:hyperlink>
+    </w:p>
+    <w:p>
+      <w:hyperlink w:anchor="_4_Getting_Started" w:history="1">
+        <w:r>
+          <w:rPr>
+            <w:rStyle w:val="Hyperlink"/>
+          </w:rPr>
+          <w:t>4 Getting Started</w:t>
+        </w:r>
+      </w:hyperlink>
+    </w:p>
+    <w:p>
+      <w:hyperlink w:anchor="_5_Installation_Instructions" w:history="1">
+        <w:r>
+          <w:rPr>
+            <w:rStyle w:val="Hyperlink"/>
+          </w:rPr>
+          <w:t>5 Installation Instructions</w:t>
+        </w:r>
+      </w:hyperlink>
+    </w:p>
+    <w:p>
+      <w:hyperlink w:anchor="_6_System_Requirements" w:history="1">
+        <w:r>
+          <w:rPr>
+            <w:rStyle w:val="Hyperlink"/>
+          </w:rPr>
+          <w:t>6 System Requirements</w:t>
+        </w:r>
+      </w:hyperlink>
+    </w:p>
+    <w:p>
+      <w:hyperlink w:anchor="_7_User_Interface" w:history="1">
+        <w:r>
+          <w:rPr>
+            <w:rStyle w:val="Hyperlink"/>
+          </w:rPr>
+          <w:t>7 User Interface Overview</w:t>
+        </w:r>
+      </w:hyperlink>
+    </w:p>
+    <w:p>
+      <w:hyperlink w:anchor="_8_Using_the" w:history="1">
+        <w:r>
+          <w:rPr>
+            <w:rStyle w:val="Hyperlink"/>
+          </w:rPr>
+          <w:t>8 Using the Software</w:t>
+        </w:r>
+      </w:hyperlink>
+    </w:p>
+    <w:p>
+      <w:hyperlink w:anchor="_9_Step-By-Step_Instructions" w:history="1">
+        <w:r>
+          <w:rPr>
+            <w:rStyle w:val="Hyperlink"/>
+          </w:rPr>
+          <w:t>9 Step-By-Step Instructions of Using the Software’s Main Features</w:t>
+        </w:r>
+      </w:hyperlink>
+    </w:p>
+    <w:p>
+      <w:hyperlink w:anchor="_10_Troubleshooting_Tips" w:history="1">
+        <w:r>
+          <w:rPr>
+            <w:rStyle w:val="Hyperlink"/>
+          </w:rPr>
+          <w:t>10 Troubleshooting Tips</w:t>
+        </w:r>
+      </w:hyperlink>
+    </w:p>
+    <w:p>
+      <w:hyperlink w:anchor="_11_Reference" w:history="1">
+        <w:r>
+          <w:rPr>
+            <w:rStyle w:val="Hyperlink"/>
+          </w:rPr>
+          <w:t>11 Ref</w:t>
+        </w:r>
+        <w:r>
+          <w:rPr>
+            <w:rStyle w:val="Hyperlink"/>
+          </w:rPr>
+          <w:t>e</w:t>
+        </w:r>
+        <w:r>
+          <w:rPr>
+            <w:rStyle w:val="Hyperlink"/>
+          </w:rPr>
+          <w:t>rence</w:t>
+        </w:r>
+      </w:hyperlink>
+    </w:p>
+    <w:p>
+      <w:hyperlink w:anchor="_12_Glossary_Of" w:history="1">
+        <w:r>
+          <w:rPr>
+            <w:rStyle w:val="Hyperlink"/>
+          </w:rPr>
+          <w:t>12 Glossary of Terms</w:t>
+        </w:r>
+      </w:hyperlink>
+    </w:p>
+    <w:p>
+      <w:hyperlink w:anchor="_13_Index" w:history="1">
+        <w:r>
+          <w:rPr>
+            <w:rStyle w:val="Hyperlink"/>
+          </w:rPr>
+          <w:t>13 Index</w:t>
+        </w:r>
+      </w:hyperlink>
+    </w:p>
+    <w:p/>
+    <w:p/>
+    <w:p>
+      <w:pPr>
+        <w:rPr>
+          <w:caps/>
+          <w:color w:val="FFFFFF" w:themeColor="background1"/>
+          <w:spacing w:val="15"/>
+          <w:sz w:val="22"/>
+          <w:szCs w:val="22"/>
+        </w:rPr>
+      </w:pPr>
       <w:r>
         <w:br w:type="page"/>
       </w:r>
@@ -236,43 +389,21 @@
         <w:pStyle w:val="Heading1"/>
       </w:pPr>
       <w:bookmarkStart w:id="0" w:name="_1_Project_Setup"/>
+      <w:bookmarkStart w:id="1" w:name="_1_Overview_of"/>
       <w:bookmarkEnd w:id="0"/>
+      <w:bookmarkEnd w:id="1"/>
       <w:r>
         <w:t>1 Overview of the Software</w:t>
       </w:r>
     </w:p>
     <w:p>
       <w:r>
-        <w:t xml:space="preserve">The software is a modern implementation of the classic Breakout arcade game, developed using the Python programming language and the </w:t>
-      </w:r>
-      <w:proofErr w:type="spellStart"/>
-      <w:r>
-        <w:t>Pygame</w:t>
-      </w:r>
-      <w:proofErr w:type="spellEnd"/>
-      <w:r>
-        <w:t xml:space="preserve"> framework. The game runs as a desktop application and provides </w:t>
-      </w:r>
-      <w:proofErr w:type="gramStart"/>
-      <w:r>
-        <w:t>an interactive</w:t>
-      </w:r>
-      <w:proofErr w:type="gramEnd"/>
-      <w:r>
-        <w:t>, real-time gameplay experience. The player controls a paddle to bounce a ball and destroy blocks arranged on the screen, advancing through multiple levels.</w:t>
-      </w:r>
-    </w:p>
-    <w:p>
-      <w:r>
-        <w:t xml:space="preserve">The primary objective of the game is to destroy all blocks </w:t>
-      </w:r>
-      <w:proofErr w:type="gramStart"/>
-      <w:r>
-        <w:t>in</w:t>
-      </w:r>
-      <w:proofErr w:type="gramEnd"/>
-      <w:r>
-        <w:t xml:space="preserve"> each level, while preventing the ball from falling below the paddle. The player earns points for each block destroyed and begins the game with a limited number of lives. Each time the ball falls below the paddle, the player loses one life. When all lives are lost, the game transitions to the Game Over state and provides the option to restart or exit.</w:t>
+        <w:t>The software is a modern implementation of the classic Breakout arcade game, developed using the Python programming language and the Pygame framework. The game runs as a desktop application and provides an interactive, real-time gameplay experience. The player controls a paddle to bounce a ball and destroy blocks arranged on the screen, advancing through multiple levels.</w:t>
+      </w:r>
+    </w:p>
+    <w:p>
+      <w:r>
+        <w:t>The primary objective of the game is to destroy all blocks in each level, while preventing the ball from falling below the paddle. The player earns points for each block destroyed and begins the game with a limited number of lives. Each time the ball falls below the paddle, the player loses one life. When all lives are lost, the game transitions to the Game Over state and provides the option to restart or exit.</w:t>
       </w:r>
     </w:p>
     <w:p>
@@ -287,175 +418,542 @@
     </w:p>
     <w:p>
       <w:pPr>
+        <w:rPr>
+          <w:caps/>
+          <w:color w:val="FFFFFF" w:themeColor="background1"/>
+          <w:spacing w:val="15"/>
+          <w:sz w:val="22"/>
+          <w:szCs w:val="22"/>
+        </w:rPr>
+      </w:pPr>
+      <w:bookmarkStart w:id="2" w:name="_2_Purpose_of"/>
+      <w:bookmarkEnd w:id="2"/>
+      <w:r>
+        <w:br w:type="page"/>
+      </w:r>
+    </w:p>
+    <w:p>
+      <w:pPr>
         <w:pStyle w:val="Heading1"/>
       </w:pPr>
-      <w:r>
+      <w:bookmarkStart w:id="3" w:name="_2_Purpose_of_1"/>
+      <w:bookmarkEnd w:id="3"/>
+      <w:r>
+        <w:lastRenderedPageBreak/>
         <w:t>2 Purpose of the User Guide</w:t>
       </w:r>
     </w:p>
-    <w:p/>
+    <w:p>
+      <w:r>
+        <w:t>The purpose of this User Guide is to provide clear, step-by-step instructions for installing, configuring, launching, and interacting with the Breakout Game application developed in CMSC 495. This guide serves as the primary reference for end users who wish to run the application on a supported desktop system without requiring access to the source code or prior development knowledge.</w:t>
+      </w:r>
+    </w:p>
+    <w:p>
+      <w:r>
+        <w:t>This document explains the software’s purpose and gameplay objectives, system and environment requirements, installation and dependency setup, how to launch and operate the application, how to execute unit tests, and troubleshooting common issues.</w:t>
+      </w:r>
+    </w:p>
+    <w:p>
+      <w:r>
+        <w:t>The guide ensures users can successfully install and run the software in a clean environment using the correct Python and Pygame versions. It reflects the finalized Phase 2 implementation, including validated gameplay mechanics, modular architecture (Core, Objects, Assets), and verified unit testing using pytest.</w:t>
+      </w:r>
+    </w:p>
+    <w:p>
+      <w:pPr>
+        <w:rPr>
+          <w:caps/>
+          <w:color w:val="FFFFFF" w:themeColor="background1"/>
+          <w:spacing w:val="15"/>
+          <w:sz w:val="22"/>
+          <w:szCs w:val="22"/>
+        </w:rPr>
+      </w:pPr>
+      <w:r>
+        <w:br w:type="page"/>
+      </w:r>
+    </w:p>
     <w:p>
       <w:pPr>
         <w:pStyle w:val="Heading1"/>
       </w:pPr>
-      <w:r>
+      <w:bookmarkStart w:id="4" w:name="_3_Target_Audience"/>
+      <w:bookmarkEnd w:id="4"/>
+      <w:r>
+        <w:lastRenderedPageBreak/>
         <w:t>3 Target Audience</w:t>
       </w:r>
     </w:p>
-    <w:p/>
+    <w:p>
+      <w:pPr>
+        <w:pStyle w:val="Heading2"/>
+      </w:pPr>
+      <w:r>
+        <w:t>3.1 End Users (Primary Audience)</w:t>
+      </w:r>
+    </w:p>
+    <w:p>
+      <w:r>
+        <w:t>Individuals who wish to install and play the Breakout Game on a desktop computer. These users have basic familiarity with installing software, using the command line, and operating keyboard controls. No programming knowledge is required.</w:t>
+      </w:r>
+    </w:p>
+    <w:p>
+      <w:pPr>
+        <w:pStyle w:val="Heading2"/>
+      </w:pPr>
+      <w:r>
+        <w:t>3.2 Technical Reviewers and Instructors</w:t>
+      </w:r>
+    </w:p>
+    <w:p>
+      <w:r>
+        <w:t>Course instructors, evaluators, and reviewers who need to verify system functionality, install and run the application, execute unit tests, and confirm compatibility with stated system requirements.</w:t>
+      </w:r>
+    </w:p>
+    <w:p>
+      <w:pPr>
+        <w:pStyle w:val="Heading2"/>
+      </w:pPr>
+      <w:r>
+        <w:t>3.3 Developers and Maintainers</w:t>
+      </w:r>
+    </w:p>
+    <w:p>
+      <w:r>
+        <w:t>Future developers who may clone the repository and expand functionality. This guide provides environment setup instructions, dependency management details, and validated test execution steps used during Phase 2.</w:t>
+      </w:r>
+    </w:p>
     <w:p>
       <w:pPr>
         <w:pStyle w:val="Heading1"/>
       </w:pPr>
+      <w:bookmarkStart w:id="5" w:name="_4_Getting_Started"/>
+      <w:bookmarkEnd w:id="5"/>
       <w:r>
         <w:t>4 Getting Started</w:t>
       </w:r>
     </w:p>
-    <w:p/>
-    <w:p>
-      <w:pPr>
-        <w:pStyle w:val="Heading1"/>
-      </w:pPr>
-      <w:r>
-        <w:t>5 Installation Instructions</w:t>
-      </w:r>
-    </w:p>
-    <w:p/>
-    <w:p>
-      <w:pPr>
-        <w:pStyle w:val="Heading1"/>
-      </w:pPr>
-      <w:r>
-        <w:t>6 System Requirements</w:t>
-      </w:r>
-    </w:p>
-    <w:p>
-      <w:r>
+    <w:p>
+      <w:pPr>
         <w:rPr>
           <w:b/>
           <w:bCs/>
         </w:rPr>
-        <w:t>System Requirements</w:t>
-      </w:r>
-      <w:r>
-        <w:t xml:space="preserve"> (Breakout Game)</w:t>
-      </w:r>
-    </w:p>
-    <w:p>
-      <w:r>
-        <w:t>The Breakout game is a local Python/</w:t>
-      </w:r>
-      <w:proofErr w:type="spellStart"/>
-      <w:r>
-        <w:t>Pygame</w:t>
-      </w:r>
-      <w:proofErr w:type="spellEnd"/>
-      <w:r>
-        <w:t xml:space="preserve"> application designed for Windows and macOS systems.</w:t>
-      </w:r>
-    </w:p>
-    <w:p>
-      <w:r>
-        <w:t xml:space="preserve">Python and a compatible </w:t>
-      </w:r>
-      <w:proofErr w:type="spellStart"/>
-      <w:r>
-        <w:t>Pygame</w:t>
-      </w:r>
-      <w:proofErr w:type="spellEnd"/>
-      <w:r>
-        <w:t xml:space="preserve"> package must be installed before running the game.</w:t>
-      </w:r>
-    </w:p>
-    <w:p>
-      <w:pPr>
+      </w:pPr>
+      <w:r>
         <w:rPr>
           <w:b/>
           <w:bCs/>
         </w:rPr>
-      </w:pPr>
-      <w:r>
+        <w:t>Step 1: Obtain the Project Files</w:t>
+      </w:r>
+    </w:p>
+    <w:p>
+      <w:r>
+        <w:t>Download or clone the project repository from:</w:t>
+      </w:r>
+      <w:r>
+        <w:br/>
+        <w:t>https://github.com/nerf187/UMGC-Breakout-Game</w:t>
+      </w:r>
+      <w:r>
+        <w:br/>
+      </w:r>
+      <w:r>
+        <w:br/>
+        <w:t>If using Git:</w:t>
+      </w:r>
+      <w:r>
+        <w:br/>
+        <w:t>git clone https://github.com/nerf187/UMGC-Breakout-Game.git</w:t>
+      </w:r>
+    </w:p>
+    <w:p>
+      <w:r>
+        <w:t>Ensure the project folder contains: breakout.py, Core/, Objects/, Assets/, and tests/. Run the game from the project root directory.</w:t>
+      </w:r>
+    </w:p>
+    <w:p>
+      <w:pPr>
         <w:rPr>
           <w:b/>
           <w:bCs/>
         </w:rPr>
-        <w:t>Minimum Requirements</w:t>
-      </w:r>
-    </w:p>
-    <w:p>
-      <w:r>
-        <w:t>• Operating System: Windows 10+ or macOS 11+</w:t>
-      </w:r>
-    </w:p>
-    <w:p>
-      <w:r>
-        <w:t>• Python: 3.10–3.13</w:t>
-      </w:r>
-      <w:r>
-        <w:t xml:space="preserve">(3.14 can work but needs a different </w:t>
-      </w:r>
-      <w:proofErr w:type="spellStart"/>
-      <w:r>
-        <w:t>pygame</w:t>
-      </w:r>
-      <w:proofErr w:type="spellEnd"/>
-      <w:r>
-        <w:t xml:space="preserve"> installation)</w:t>
-      </w:r>
-    </w:p>
-    <w:p>
-      <w:r>
-        <w:t>• Graphics/Display: Any standard display</w:t>
-      </w:r>
-    </w:p>
-    <w:p>
-      <w:r>
-        <w:t>• Input: Keyboard</w:t>
-      </w:r>
-    </w:p>
-    <w:p>
-      <w:r>
-        <w:t>• Storage: ~200 MB free space (project + dependencies)</w:t>
-      </w:r>
-    </w:p>
-    <w:p/>
-    <w:p>
-      <w:pPr>
+      </w:pPr>
+      <w:r>
         <w:rPr>
           <w:b/>
           <w:bCs/>
         </w:rPr>
-      </w:pPr>
-      <w:r>
+        <w:t>Step 2: Install Python</w:t>
+      </w:r>
+    </w:p>
+    <w:p>
+      <w:r>
+        <w:t>Download Python from https://www.python.org/downloads/</w:t>
+      </w:r>
+      <w:r>
+        <w:br/>
+        <w:t>Recommended version: Python 3.11 or 3.12</w:t>
+      </w:r>
+      <w:r>
+        <w:br/>
+      </w:r>
+      <w:r>
+        <w:br/>
+        <w:t>Verify installation using:</w:t>
+      </w:r>
+      <w:r>
+        <w:br/>
+        <w:t>python --version</w:t>
+      </w:r>
+    </w:p>
+    <w:p>
+      <w:pPr>
         <w:rPr>
           <w:b/>
           <w:bCs/>
         </w:rPr>
-        <w:t>Recommended Requirements</w:t>
-      </w:r>
-    </w:p>
-    <w:p>
-      <w:r>
-        <w:t>• Operating System: Windows 11 or latest macOS</w:t>
-      </w:r>
-    </w:p>
-    <w:p>
-      <w:r>
-        <w:t>• Python: 3.11 or 3.12</w:t>
-      </w:r>
-    </w:p>
-    <w:p>
-      <w:r>
-        <w:t>• Display: 1280×720 or higher</w:t>
-      </w:r>
-    </w:p>
-    <w:p/>
-    <w:p>
+      </w:pPr>
       <w:r>
         <w:rPr>
           <w:b/>
           <w:bCs/>
         </w:rPr>
+        <w:t>Step 3: Install Required Dependencies</w:t>
+      </w:r>
+    </w:p>
+    <w:p>
+      <w:r>
+        <w:t>Install Pygame:</w:t>
+      </w:r>
+      <w:r>
+        <w:br/>
+        <w:t>python -m pip install pygame</w:t>
+      </w:r>
+      <w:r>
+        <w:br/>
+      </w:r>
+      <w:r>
+        <w:lastRenderedPageBreak/>
+        <w:br/>
+        <w:t>If installation fails (Python 3.14+), install pygame-ce:</w:t>
+      </w:r>
+      <w:r>
+        <w:br/>
+        <w:t>python -m pip install pygame-ce</w:t>
+      </w:r>
+    </w:p>
+    <w:p>
+      <w:pPr>
+        <w:rPr>
+          <w:b/>
+          <w:bCs/>
+        </w:rPr>
+      </w:pPr>
+      <w:r>
+        <w:rPr>
+          <w:b/>
+          <w:bCs/>
+        </w:rPr>
+        <w:t>Step 4: Navigate to the Project Directory</w:t>
+      </w:r>
+    </w:p>
+    <w:p>
+      <w:r>
+        <w:t>Open a terminal and change into the project root directory:</w:t>
+      </w:r>
+      <w:r>
+        <w:br/>
+        <w:t>cd path/to/UMGC-Breakout-Game</w:t>
+      </w:r>
+    </w:p>
+    <w:p>
+      <w:pPr>
+        <w:rPr>
+          <w:caps/>
+          <w:color w:val="FFFFFF" w:themeColor="background1"/>
+          <w:spacing w:val="15"/>
+          <w:sz w:val="22"/>
+          <w:szCs w:val="22"/>
+        </w:rPr>
+      </w:pPr>
+      <w:r>
+        <w:br w:type="page"/>
+      </w:r>
+    </w:p>
+    <w:p>
+      <w:pPr>
+        <w:pStyle w:val="Heading1"/>
+      </w:pPr>
+      <w:bookmarkStart w:id="6" w:name="_5_Installation_Instructions"/>
+      <w:bookmarkEnd w:id="6"/>
+      <w:r>
+        <w:lastRenderedPageBreak/>
+        <w:t>5 Installation Instructions</w:t>
+      </w:r>
+    </w:p>
+    <w:p>
+      <w:pPr>
+        <w:pStyle w:val="Heading2"/>
+      </w:pPr>
+      <w:r>
+        <w:t>5.1 Install Python</w:t>
+      </w:r>
+    </w:p>
+    <w:p>
+      <w:r>
+        <w:t>1. Download Python 3.11 or 3.12.</w:t>
+      </w:r>
+      <w:r>
+        <w:br/>
+        <w:t>2. Select 'Add Python to PATH' during installation.</w:t>
+      </w:r>
+      <w:r>
+        <w:br/>
+        <w:t>3. Verify installation using: python --version</w:t>
+      </w:r>
+    </w:p>
+    <w:p>
+      <w:pPr>
+        <w:pStyle w:val="Heading2"/>
+      </w:pPr>
+      <w:r>
+        <w:t>5.2 Install Required Package (Pygame)</w:t>
+      </w:r>
+    </w:p>
+    <w:p>
+      <w:r>
+        <w:t>Install using:</w:t>
+      </w:r>
+      <w:r>
+        <w:br/>
+        <w:t>python -m pip install pygame</w:t>
+      </w:r>
+      <w:r>
+        <w:br/>
+      </w:r>
+      <w:r>
+        <w:br/>
+        <w:t>If necessary:</w:t>
+      </w:r>
+      <w:r>
+        <w:br/>
+        <w:t>python -m pip install pygame-ce</w:t>
+      </w:r>
+    </w:p>
+    <w:p>
+      <w:pPr>
+        <w:pStyle w:val="Heading2"/>
+      </w:pPr>
+      <w:r>
+        <w:t>5.3 Launch the Application</w:t>
+      </w:r>
+    </w:p>
+    <w:p>
+      <w:r>
+        <w:t>From the project root directory, run:</w:t>
+      </w:r>
+      <w:r>
+        <w:br/>
+        <w:t>python breakout.py</w:t>
+      </w:r>
+      <w:r>
+        <w:br/>
+      </w:r>
+      <w:r>
+        <w:br/>
+        <w:t>The Main Menu screen should appear.</w:t>
+      </w:r>
+    </w:p>
+    <w:p>
+      <w:pPr>
+        <w:pStyle w:val="Heading2"/>
+      </w:pPr>
+      <w:r>
+        <w:t>5.4 Running Unit Tests (Phase 2 Validation)</w:t>
+      </w:r>
+    </w:p>
+    <w:p>
+      <w:r>
+        <w:t>To execute the test suite:</w:t>
+      </w:r>
+      <w:r>
+        <w:br/>
+        <w:t>python -m pytest -q tests</w:t>
+      </w:r>
+      <w:r>
+        <w:br/>
+      </w:r>
+      <w:r>
+        <w:br/>
+        <w:t>All tests should run without unexpected failures.</w:t>
+      </w:r>
+    </w:p>
+    <w:p>
+      <w:pPr>
+        <w:pStyle w:val="Heading2"/>
+      </w:pPr>
+      <w:r>
+        <w:t>5.5 Installation Verification Checklist</w:t>
+      </w:r>
+    </w:p>
+    <w:p>
+      <w:r>
+        <w:t>Installation is successful if:</w:t>
+      </w:r>
+      <w:r>
+        <w:br/>
+        <w:t>- Python version is compatible</w:t>
+      </w:r>
+      <w:r>
+        <w:br/>
+        <w:t>- Pygame installs without errors</w:t>
+      </w:r>
+      <w:r>
+        <w:br/>
+        <w:t>- breakout.py launches successfully</w:t>
+      </w:r>
+      <w:r>
+        <w:br/>
+        <w:t>- Main Menu screen appears</w:t>
+      </w:r>
+      <w:r>
+        <w:br/>
+        <w:t>- Controls respond correctly</w:t>
+      </w:r>
+      <w:r>
+        <w:br/>
+        <w:t>- pytest executes and detects tests</w:t>
+      </w:r>
+    </w:p>
+    <w:p>
+      <w:pPr>
+        <w:rPr>
+          <w:caps/>
+          <w:color w:val="FFFFFF" w:themeColor="background1"/>
+          <w:spacing w:val="15"/>
+          <w:sz w:val="22"/>
+          <w:szCs w:val="22"/>
+        </w:rPr>
+      </w:pPr>
+      <w:r>
+        <w:br w:type="page"/>
+      </w:r>
+    </w:p>
+    <w:p>
+      <w:pPr>
+        <w:pStyle w:val="Heading1"/>
+      </w:pPr>
+      <w:bookmarkStart w:id="7" w:name="_6_System_Requirements"/>
+      <w:bookmarkEnd w:id="7"/>
+      <w:r>
+        <w:lastRenderedPageBreak/>
+        <w:t>6 System Requirements</w:t>
+      </w:r>
+    </w:p>
+    <w:p>
+      <w:r>
+        <w:rPr>
+          <w:b/>
+          <w:bCs/>
+        </w:rPr>
+        <w:t>System Requirements</w:t>
+      </w:r>
+      <w:r>
+        <w:t xml:space="preserve"> (Breakout Game)</w:t>
+      </w:r>
+    </w:p>
+    <w:p>
+      <w:r>
+        <w:t>The Breakout game is a local Python/Pygame application designed for Windows and macOS systems.</w:t>
+      </w:r>
+    </w:p>
+    <w:p>
+      <w:r>
+        <w:t>Python and a compatible Pygame package must be installed before running the game.</w:t>
+      </w:r>
+    </w:p>
+    <w:p>
+      <w:pPr>
+        <w:rPr>
+          <w:b/>
+          <w:bCs/>
+        </w:rPr>
+      </w:pPr>
+      <w:r>
+        <w:rPr>
+          <w:b/>
+          <w:bCs/>
+        </w:rPr>
+        <w:t>Minimum Requirements</w:t>
+      </w:r>
+    </w:p>
+    <w:p>
+      <w:r>
+        <w:t>• Operating System: Windows 10+ or macOS 11+</w:t>
+      </w:r>
+    </w:p>
+    <w:p>
+      <w:r>
+        <w:t>• Python: 3.10–3.13</w:t>
+      </w:r>
+      <w:r>
+        <w:t>(3.14 can work but needs a different pygame installation)</w:t>
+      </w:r>
+    </w:p>
+    <w:p>
+      <w:r>
+        <w:t>• Graphics/Display: Any standard display</w:t>
+      </w:r>
+    </w:p>
+    <w:p>
+      <w:r>
+        <w:t>• Input: Keyboard</w:t>
+      </w:r>
+    </w:p>
+    <w:p>
+      <w:r>
+        <w:t>• Storage: ~200 MB free space (project + dependencies)</w:t>
+      </w:r>
+    </w:p>
+    <w:p/>
+    <w:p>
+      <w:pPr>
+        <w:rPr>
+          <w:b/>
+          <w:bCs/>
+        </w:rPr>
+      </w:pPr>
+      <w:r>
+        <w:rPr>
+          <w:b/>
+          <w:bCs/>
+        </w:rPr>
+        <w:t>Recommended Requirements</w:t>
+      </w:r>
+    </w:p>
+    <w:p>
+      <w:r>
+        <w:t>• Operating System: Windows 11 or latest macOS</w:t>
+      </w:r>
+    </w:p>
+    <w:p>
+      <w:r>
+        <w:t>• Python: 3.11 or 3.12</w:t>
+      </w:r>
+    </w:p>
+    <w:p>
+      <w:r>
+        <w:t>• Display: 1280×720 or higher</w:t>
+      </w:r>
+    </w:p>
+    <w:p/>
+    <w:p>
+      <w:r>
+        <w:rPr>
+          <w:b/>
+          <w:bCs/>
+        </w:rPr>
         <w:t>Compatibility Note</w:t>
       </w:r>
       <w:r>
@@ -464,41 +962,37 @@
     </w:p>
     <w:p>
       <w:r>
-        <w:t xml:space="preserve">• Python 3.14+ is not yet supported by </w:t>
-      </w:r>
-      <w:proofErr w:type="spellStart"/>
-      <w:r>
-        <w:t>pygame</w:t>
-      </w:r>
-      <w:proofErr w:type="spellEnd"/>
-      <w:r>
-        <w:t xml:space="preserve">. If installation fails, install </w:t>
-      </w:r>
-      <w:proofErr w:type="spellStart"/>
-      <w:r>
-        <w:t>pygame-ce</w:t>
-      </w:r>
-      <w:proofErr w:type="spellEnd"/>
-      <w:r>
-        <w:t xml:space="preserve"> instead:</w:t>
-      </w:r>
-    </w:p>
-    <w:p>
-      <w:r>
-        <w:t xml:space="preserve">  python -m pip install </w:t>
-      </w:r>
-      <w:proofErr w:type="spellStart"/>
-      <w:r>
-        <w:t>pygame-ce</w:t>
-      </w:r>
-      <w:proofErr w:type="spellEnd"/>
+        <w:t>• Python 3.14+ is not yet supported by pygame. If installation fails, install pygame-ce instead:</w:t>
+      </w:r>
+    </w:p>
+    <w:p>
+      <w:r>
+        <w:t xml:space="preserve">  python -m pip install pygame-ce</w:t>
+      </w:r>
     </w:p>
     <w:p/>
     <w:p>
       <w:pPr>
+        <w:rPr>
+          <w:caps/>
+          <w:color w:val="FFFFFF" w:themeColor="background1"/>
+          <w:spacing w:val="15"/>
+          <w:sz w:val="22"/>
+          <w:szCs w:val="22"/>
+        </w:rPr>
+      </w:pPr>
+      <w:r>
+        <w:br w:type="page"/>
+      </w:r>
+    </w:p>
+    <w:p>
+      <w:pPr>
         <w:pStyle w:val="Heading1"/>
       </w:pPr>
-      <w:r>
+      <w:bookmarkStart w:id="8" w:name="_7_User_Interface"/>
+      <w:bookmarkEnd w:id="8"/>
+      <w:r>
+        <w:lastRenderedPageBreak/>
         <w:t>7 User Interface Overview</w:t>
       </w:r>
     </w:p>
@@ -754,15 +1248,7 @@
         <w:t>Press SPACE to Launch</w:t>
       </w:r>
       <w:r>
-        <w:t xml:space="preserve"> (</w:t>
-      </w:r>
-      <w:proofErr w:type="gramStart"/>
-      <w:r>
-        <w:t>launches</w:t>
-      </w:r>
-      <w:proofErr w:type="gramEnd"/>
-      <w:r>
-        <w:t xml:space="preserve"> the ball to begin the round)</w:t>
+        <w:t xml:space="preserve"> (launches the ball to begin the round)</w:t>
       </w:r>
     </w:p>
     <w:p>
@@ -843,7 +1329,6 @@
           <w:b/>
           <w:bCs/>
         </w:rPr>
-        <w:lastRenderedPageBreak/>
         <w:t>ESC:</w:t>
       </w:r>
       <w:r>
@@ -862,6 +1347,7 @@
           <w:b/>
           <w:bCs/>
         </w:rPr>
+        <w:lastRenderedPageBreak/>
         <w:t>Game Over Screen</w:t>
       </w:r>
     </w:p>
@@ -918,9 +1404,26 @@
     </w:p>
     <w:p>
       <w:pPr>
+        <w:rPr>
+          <w:caps/>
+          <w:color w:val="FFFFFF" w:themeColor="background1"/>
+          <w:spacing w:val="15"/>
+          <w:sz w:val="22"/>
+          <w:szCs w:val="22"/>
+        </w:rPr>
+      </w:pPr>
+      <w:r>
+        <w:br w:type="page"/>
+      </w:r>
+    </w:p>
+    <w:p>
+      <w:pPr>
         <w:pStyle w:val="Heading1"/>
       </w:pPr>
-      <w:r>
+      <w:bookmarkStart w:id="9" w:name="_8_Using_the"/>
+      <w:bookmarkEnd w:id="9"/>
+      <w:r>
+        <w:lastRenderedPageBreak/>
         <w:t>8 Using the Software</w:t>
       </w:r>
     </w:p>
@@ -1133,7 +1636,6 @@
           <w:iCs/>
           <w:noProof/>
         </w:rPr>
-        <w:lastRenderedPageBreak/>
         <w:drawing>
           <wp:inline distT="0" distB="0" distL="0" distR="0" wp14:anchorId="07102517" wp14:editId="475A8FFC">
             <wp:extent cx="3056781" cy="2295525"/>
@@ -1183,6 +1685,7 @@
           <w:i/>
           <w:iCs/>
         </w:rPr>
+        <w:lastRenderedPageBreak/>
         <w:t>Figure 1A: Breakout main menu screen after running breakout.py</w:t>
       </w:r>
       <w:r>
@@ -1418,7 +1921,6 @@
           <w:bCs/>
           <w:noProof/>
         </w:rPr>
-        <w:lastRenderedPageBreak/>
         <w:drawing>
           <wp:inline distT="0" distB="0" distL="0" distR="0" wp14:anchorId="7F778AEA" wp14:editId="325F5569">
             <wp:extent cx="2733526" cy="2028825"/>
@@ -1483,6 +1985,7 @@
         <w:rPr>
           <w:noProof/>
         </w:rPr>
+        <w:lastRenderedPageBreak/>
         <w:drawing>
           <wp:inline distT="0" distB="0" distL="0" distR="0" wp14:anchorId="429D5240" wp14:editId="21F579B3">
             <wp:extent cx="2895600" cy="2179125"/>
@@ -1695,9 +2198,8 @@
           <w:szCs w:val="22"/>
           <w:bdr w:val="none" w:sz="0" w:space="0" w:color="auto" w:frame="1"/>
         </w:rPr>
-        <w:lastRenderedPageBreak/>
         <w:drawing>
-          <wp:inline distT="0" distB="0" distL="0" distR="0" wp14:anchorId="03929E85" wp14:editId="2543EA70">
+          <wp:inline distT="0" distB="0" distL="0" distR="0" wp14:anchorId="03929E85" wp14:editId="107B754E">
             <wp:extent cx="3048000" cy="2261577"/>
             <wp:effectExtent l="0" t="0" r="0" b="5715"/>
             <wp:docPr id="739418138" name="Picture 1"/>
@@ -1959,7 +2461,6 @@
           <w:szCs w:val="22"/>
           <w:bdr w:val="none" w:sz="0" w:space="0" w:color="auto" w:frame="1"/>
         </w:rPr>
-        <w:lastRenderedPageBreak/>
         <w:drawing>
           <wp:inline distT="0" distB="0" distL="0" distR="0" wp14:anchorId="4EED482D" wp14:editId="696B9DAD">
             <wp:extent cx="2981325" cy="2255105"/>
@@ -2050,24 +2551,28 @@
     <w:p/>
     <w:p>
       <w:pPr>
+        <w:rPr>
+          <w:caps/>
+          <w:color w:val="FFFFFF" w:themeColor="background1"/>
+          <w:spacing w:val="15"/>
+          <w:sz w:val="22"/>
+          <w:szCs w:val="22"/>
+        </w:rPr>
+      </w:pPr>
+      <w:r>
+        <w:br w:type="page"/>
+      </w:r>
+    </w:p>
+    <w:p>
+      <w:pPr>
         <w:pStyle w:val="Heading1"/>
       </w:pPr>
-      <w:r>
-        <w:t xml:space="preserve">9 Step-By-Step Instructions For USing </w:t>
-      </w:r>
-      <w:proofErr w:type="gramStart"/>
-      <w:r>
-        <w:t>The Software’s</w:t>
-      </w:r>
-      <w:proofErr w:type="gramEnd"/>
-      <w:r>
-        <w:t xml:space="preserve"> Main </w:t>
-      </w:r>
-      <w:proofErr w:type="gramStart"/>
-      <w:r>
-        <w:t>Features</w:t>
-      </w:r>
-      <w:proofErr w:type="gramEnd"/>
+      <w:bookmarkStart w:id="10" w:name="_9_Step-By-Step_Instructions"/>
+      <w:bookmarkEnd w:id="10"/>
+      <w:r>
+        <w:lastRenderedPageBreak/>
+        <w:t>9 Step-By-Step Instructions For USing The Software’s Main Features</w:t>
+      </w:r>
     </w:p>
     <w:p>
       <w:pPr>
@@ -2227,18 +2732,34 @@
     </w:p>
     <w:p>
       <w:r>
+        <w:t xml:space="preserve">When you complete the last level, the game will </w:t>
+      </w:r>
+      <w:r>
+        <w:t>end and show “You Win!”</w:t>
+      </w:r>
+    </w:p>
+    <w:p>
+      <w:pPr>
+        <w:rPr>
+          <w:caps/>
+          <w:color w:val="FFFFFF" w:themeColor="background1"/>
+          <w:spacing w:val="15"/>
+          <w:sz w:val="22"/>
+          <w:szCs w:val="22"/>
+        </w:rPr>
+      </w:pPr>
+      <w:r>
+        <w:br w:type="page"/>
+      </w:r>
+    </w:p>
+    <w:p>
+      <w:pPr>
+        <w:pStyle w:val="Heading1"/>
+      </w:pPr>
+      <w:bookmarkStart w:id="11" w:name="_10_Troubleshooting_Tips"/>
+      <w:bookmarkEnd w:id="11"/>
+      <w:r>
         <w:lastRenderedPageBreak/>
-        <w:t xml:space="preserve">When you complete the last level, the game will </w:t>
-      </w:r>
-      <w:r>
-        <w:t>end and show “You Win!”</w:t>
-      </w:r>
-    </w:p>
-    <w:p>
-      <w:pPr>
-        <w:pStyle w:val="Heading1"/>
-      </w:pPr>
-      <w:r>
         <w:t>10 Troubleshooting Tips</w:t>
       </w:r>
     </w:p>
@@ -2317,23 +2838,7 @@
     </w:p>
     <w:p>
       <w:r>
-        <w:t>“</w:t>
-      </w:r>
-      <w:proofErr w:type="spellStart"/>
-      <w:r>
-        <w:t>ModuleNotFoundError</w:t>
-      </w:r>
-      <w:proofErr w:type="spellEnd"/>
-      <w:r>
-        <w:t>: No module named ‘</w:t>
-      </w:r>
-      <w:proofErr w:type="spellStart"/>
-      <w:r>
-        <w:t>pygame</w:t>
-      </w:r>
-      <w:proofErr w:type="spellEnd"/>
-      <w:r>
-        <w:t>’”</w:t>
+        <w:t>“ModuleNotFoundError: No module named ‘pygame’”</w:t>
       </w:r>
     </w:p>
     <w:p>
@@ -2343,13 +2848,8 @@
           <w:numId w:val="36"/>
         </w:numPr>
       </w:pPr>
-      <w:proofErr w:type="spellStart"/>
-      <w:r>
-        <w:t>Pygame</w:t>
-      </w:r>
-      <w:proofErr w:type="spellEnd"/>
-      <w:r>
-        <w:t xml:space="preserve"> is not installed in your current Python environment.</w:t>
+      <w:r>
+        <w:t>Pygame is not installed in your current Python environment.</w:t>
       </w:r>
       <w:r>
         <w:br/>
@@ -2370,13 +2870,8 @@
       </w:r>
       <w:r>
         <w:br/>
-        <w:t xml:space="preserve"> python -m pip install </w:t>
-      </w:r>
-      <w:proofErr w:type="spellStart"/>
-      <w:r>
-        <w:t>pygame</w:t>
-      </w:r>
-      <w:proofErr w:type="spellEnd"/>
+        <w:t xml:space="preserve"> python -m pip install pygame</w:t>
+      </w:r>
       <w:r>
         <w:br/>
       </w:r>
@@ -2385,13 +2880,8 @@
       </w:r>
     </w:p>
     <w:p>
-      <w:proofErr w:type="spellStart"/>
-      <w:r>
-        <w:t>Pygame</w:t>
-      </w:r>
-      <w:proofErr w:type="spellEnd"/>
-      <w:r>
-        <w:t xml:space="preserve"> install fails (especially on newer Python versions)</w:t>
+      <w:r>
+        <w:t>Pygame install fails (especially on newer Python versions)</w:t>
       </w:r>
     </w:p>
     <w:p>
@@ -2402,15 +2892,7 @@
         </w:numPr>
       </w:pPr>
       <w:r>
-        <w:t xml:space="preserve">If you are using a very new Python version (example: Python 3.14+), normal </w:t>
-      </w:r>
-      <w:proofErr w:type="spellStart"/>
-      <w:r>
-        <w:t>pygame</w:t>
-      </w:r>
-      <w:proofErr w:type="spellEnd"/>
-      <w:r>
-        <w:t xml:space="preserve"> may fail to install.</w:t>
+        <w:t>If you are using a very new Python version (example: Python 3.14+), normal pygame may fail to install.</w:t>
       </w:r>
       <w:r>
         <w:br/>
@@ -2426,7 +2908,6 @@
       <w:r>
         <w:t xml:space="preserve">Install </w:t>
       </w:r>
-      <w:proofErr w:type="spellStart"/>
       <w:r>
         <w:rPr>
           <w:b/>
@@ -2434,7 +2915,6 @@
         </w:rPr>
         <w:t>pygame-ce</w:t>
       </w:r>
-      <w:proofErr w:type="spellEnd"/>
       <w:r>
         <w:t xml:space="preserve"> instead:</w:t>
       </w:r>
@@ -2443,13 +2923,8 @@
       </w:r>
       <w:r>
         <w:br/>
-        <w:t xml:space="preserve"> python -m pip install </w:t>
-      </w:r>
-      <w:proofErr w:type="spellStart"/>
-      <w:r>
-        <w:t>pygame-ce</w:t>
-      </w:r>
-      <w:proofErr w:type="spellEnd"/>
+        <w:t xml:space="preserve"> python -m pip install pygame-ce</w:t>
+      </w:r>
       <w:r>
         <w:br/>
       </w:r>
@@ -2624,15 +3099,7 @@
         </w:numPr>
       </w:pPr>
       <w:r>
-        <w:t xml:space="preserve">You probably ran the wrong tool (like </w:t>
-      </w:r>
-      <w:proofErr w:type="spellStart"/>
-      <w:r>
-        <w:t>unittest</w:t>
-      </w:r>
-      <w:proofErr w:type="spellEnd"/>
-      <w:r>
-        <w:t>) or ran from the wrong folder.</w:t>
+        <w:t>You probably ran the wrong tool (like unittest) or ran from the wrong folder.</w:t>
       </w:r>
     </w:p>
     <w:p>
@@ -2643,30 +3110,14 @@
         </w:numPr>
       </w:pPr>
       <w:r>
-        <w:t xml:space="preserve">Run </w:t>
-      </w:r>
-      <w:proofErr w:type="spellStart"/>
-      <w:r>
-        <w:t>pytest</w:t>
-      </w:r>
-      <w:proofErr w:type="spellEnd"/>
-      <w:r>
-        <w:t xml:space="preserve"> from the project root:</w:t>
+        <w:t>Run pytest from the project root:</w:t>
       </w:r>
       <w:r>
         <w:br/>
       </w:r>
       <w:r>
         <w:br/>
-        <w:t xml:space="preserve"> python -m </w:t>
-      </w:r>
-      <w:proofErr w:type="spellStart"/>
-      <w:r>
-        <w:t>pytest</w:t>
-      </w:r>
-      <w:proofErr w:type="spellEnd"/>
-      <w:r>
-        <w:t xml:space="preserve"> -q tests</w:t>
+        <w:t xml:space="preserve"> python -m pytest -q tests</w:t>
       </w:r>
       <w:r>
         <w:br/>
@@ -2674,15 +3125,7 @@
     </w:p>
     <w:p>
       <w:r>
-        <w:t xml:space="preserve">Tests open a </w:t>
-      </w:r>
-      <w:proofErr w:type="spellStart"/>
-      <w:r>
-        <w:t>Pygame</w:t>
-      </w:r>
-      <w:proofErr w:type="spellEnd"/>
-      <w:r>
-        <w:t xml:space="preserve"> window</w:t>
+        <w:t>Tests open a Pygame window</w:t>
       </w:r>
     </w:p>
     <w:p>
@@ -2693,15 +3136,7 @@
         </w:numPr>
       </w:pPr>
       <w:r>
-        <w:t xml:space="preserve">You may be running </w:t>
-      </w:r>
-      <w:proofErr w:type="spellStart"/>
-      <w:r>
-        <w:t>pytest</w:t>
-      </w:r>
-      <w:proofErr w:type="spellEnd"/>
-      <w:r>
-        <w:t xml:space="preserve"> without limiting it to the tests/ folder.</w:t>
+        <w:t>You may be running pytest without limiting it to the tests/ folder.</w:t>
       </w:r>
     </w:p>
     <w:p>
@@ -2719,23 +3154,32 @@
       </w:r>
       <w:r>
         <w:br/>
-        <w:t xml:space="preserve"> python -m </w:t>
-      </w:r>
-      <w:proofErr w:type="spellStart"/>
-      <w:r>
-        <w:t>pytest</w:t>
-      </w:r>
-      <w:proofErr w:type="spellEnd"/>
-      <w:r>
-        <w:t xml:space="preserve"> -q tests</w:t>
+        <w:t xml:space="preserve"> python -m pytest -q tests</w:t>
       </w:r>
     </w:p>
     <w:p/>
     <w:p>
       <w:pPr>
+        <w:rPr>
+          <w:caps/>
+          <w:color w:val="FFFFFF" w:themeColor="background1"/>
+          <w:spacing w:val="15"/>
+          <w:sz w:val="22"/>
+          <w:szCs w:val="22"/>
+        </w:rPr>
+      </w:pPr>
+      <w:r>
+        <w:br w:type="page"/>
+      </w:r>
+    </w:p>
+    <w:p>
+      <w:pPr>
         <w:pStyle w:val="Heading1"/>
       </w:pPr>
-      <w:r>
+      <w:bookmarkStart w:id="12" w:name="_11_Reference"/>
+      <w:bookmarkEnd w:id="12"/>
+      <w:r>
+        <w:lastRenderedPageBreak/>
         <w:t>11 Reference</w:t>
       </w:r>
     </w:p>
@@ -2753,7 +3197,6 @@
         </w:numPr>
       </w:pPr>
       <w:r>
-        <w:lastRenderedPageBreak/>
         <w:t xml:space="preserve">Python Official Documentation: </w:t>
       </w:r>
     </w:p>
@@ -2775,13 +3218,8 @@
           <w:numId w:val="23"/>
         </w:numPr>
       </w:pPr>
-      <w:proofErr w:type="spellStart"/>
-      <w:r>
-        <w:t>Pygame</w:t>
-      </w:r>
-      <w:proofErr w:type="spellEnd"/>
-      <w:r>
-        <w:t xml:space="preserve"> Documentation</w:t>
+      <w:r>
+        <w:t>Pygame Documentation</w:t>
       </w:r>
       <w:r>
         <w:t>:</w:t>
@@ -2805,13 +3243,8 @@
           <w:numId w:val="23"/>
         </w:numPr>
       </w:pPr>
-      <w:proofErr w:type="spellStart"/>
-      <w:r>
-        <w:t>Pygame</w:t>
-      </w:r>
-      <w:proofErr w:type="spellEnd"/>
-      <w:r>
-        <w:t xml:space="preserve"> Community Edition (CE):</w:t>
+      <w:r>
+        <w:t>Pygame Community Edition (CE):</w:t>
       </w:r>
     </w:p>
     <w:p>
@@ -2847,18 +3280,27 @@
     </w:p>
     <w:p>
       <w:pPr>
+        <w:rPr>
+          <w:caps/>
+          <w:color w:val="FFFFFF" w:themeColor="background1"/>
+          <w:spacing w:val="15"/>
+          <w:sz w:val="22"/>
+          <w:szCs w:val="22"/>
+        </w:rPr>
+      </w:pPr>
+      <w:r>
+        <w:br w:type="page"/>
+      </w:r>
+    </w:p>
+    <w:p>
+      <w:pPr>
         <w:pStyle w:val="Heading1"/>
       </w:pPr>
-      <w:r>
-        <w:t xml:space="preserve">12 </w:t>
-      </w:r>
-      <w:proofErr w:type="gramStart"/>
-      <w:r>
-        <w:t>Glossary</w:t>
-      </w:r>
-      <w:proofErr w:type="gramEnd"/>
-      <w:r>
-        <w:t xml:space="preserve"> Of Terms</w:t>
+      <w:bookmarkStart w:id="13" w:name="_12_Glossary_Of"/>
+      <w:bookmarkEnd w:id="13"/>
+      <w:r>
+        <w:lastRenderedPageBreak/>
+        <w:t>12 Glossary Of Terms</w:t>
       </w:r>
     </w:p>
     <w:p>
@@ -2902,33 +3344,39 @@
       </w:r>
     </w:p>
     <w:p>
-      <w:proofErr w:type="spellStart"/>
+      <w:r>
+        <w:t>Pygame: A set of Python modules designed for writing video games. It provides computer graphics and sound libraries used to build this software.</w:t>
+      </w:r>
+    </w:p>
+    <w:p>
+      <w:r>
+        <w:t>Python: The programming language used to develop the Block Breaker Mania game.</w:t>
+      </w:r>
+    </w:p>
+    <w:p>
+      <w:pPr>
+        <w:rPr>
+          <w:caps/>
+          <w:color w:val="FFFFFF" w:themeColor="background1"/>
+          <w:spacing w:val="15"/>
+          <w:sz w:val="22"/>
+          <w:szCs w:val="22"/>
+        </w:rPr>
+      </w:pPr>
+      <w:r>
+        <w:br w:type="page"/>
+      </w:r>
+    </w:p>
+    <w:p>
+      <w:pPr>
+        <w:pStyle w:val="Heading1"/>
+      </w:pPr>
+      <w:bookmarkStart w:id="14" w:name="_13_Index"/>
+      <w:bookmarkEnd w:id="14"/>
       <w:r>
         <w:lastRenderedPageBreak/>
-        <w:t>Pygame</w:t>
-      </w:r>
-      <w:proofErr w:type="spellEnd"/>
-      <w:r>
-        <w:t>: A set of Python modules designed for writing video games. It provides computer graphics and sound libraries used to build this software.</w:t>
-      </w:r>
-    </w:p>
-    <w:p>
-      <w:r>
-        <w:t>Python: The programming language used to develop the Block Breaker Mania game.</w:t>
-      </w:r>
-    </w:p>
-    <w:p>
-      <w:pPr>
-        <w:pStyle w:val="Heading1"/>
-      </w:pPr>
-      <w:r>
-        <w:t xml:space="preserve">13 </w:t>
-      </w:r>
-      <w:proofErr w:type="gramStart"/>
-      <w:r>
-        <w:t>Index</w:t>
-      </w:r>
-      <w:proofErr w:type="gramEnd"/>
+        <w:t>13 Index</w:t>
+      </w:r>
     </w:p>
     <w:p>
       <w:pPr>
@@ -3088,21 +3536,7 @@
         <w:rPr>
           <w:rFonts w:cs="Times New Roman"/>
         </w:rPr>
-        <w:t>Documentation (Python/</w:t>
-      </w:r>
-      <w:proofErr w:type="spellStart"/>
-      <w:r>
-        <w:rPr>
-          <w:rFonts w:cs="Times New Roman"/>
-        </w:rPr>
-        <w:t>Pygame</w:t>
-      </w:r>
-      <w:proofErr w:type="spellEnd"/>
-      <w:r>
-        <w:rPr>
-          <w:rFonts w:cs="Times New Roman"/>
-        </w:rPr>
-        <w:t>), 11</w:t>
+        <w:t>Documentation (Python/Pygame), 11</w:t>
       </w:r>
     </w:p>
     <w:p>
@@ -3333,7 +3767,6 @@
         <w:rPr>
           <w:rFonts w:cs="Times New Roman"/>
         </w:rPr>
-        <w:lastRenderedPageBreak/>
         <w:t>Level Select, 9, 12</w:t>
       </w:r>
     </w:p>
@@ -3387,6 +3820,7 @@
           <w:b/>
           <w:bCs/>
         </w:rPr>
+        <w:lastRenderedPageBreak/>
         <w:t>M</w:t>
       </w:r>
     </w:p>
@@ -3559,19 +3993,11 @@
           <w:rFonts w:cs="Times New Roman"/>
         </w:rPr>
       </w:pPr>
-      <w:proofErr w:type="spellStart"/>
-      <w:r>
-        <w:rPr>
-          <w:rFonts w:cs="Times New Roman"/>
-        </w:rPr>
-        <w:t>Pygame</w:t>
-      </w:r>
-      <w:proofErr w:type="spellEnd"/>
-      <w:r>
-        <w:rPr>
-          <w:rFonts w:cs="Times New Roman"/>
-        </w:rPr>
-        <w:t>, 1, 11, 12</w:t>
+      <w:r>
+        <w:rPr>
+          <w:rFonts w:cs="Times New Roman"/>
+        </w:rPr>
+        <w:t>Pygame, 1, 11, 12</w:t>
       </w:r>
     </w:p>
     <w:p>
@@ -3781,7 +4207,6 @@
         <w:rPr>
           <w:rFonts w:cs="Times New Roman"/>
         </w:rPr>
-        <w:lastRenderedPageBreak/>
         <w:t>Target audience, 3</w:t>
       </w:r>
     </w:p>
@@ -3835,6 +4260,7 @@
         <w:rPr>
           <w:rFonts w:cs="Times New Roman"/>
         </w:rPr>
+        <w:lastRenderedPageBreak/>
         <w:t>User guide purpose, 2</w:t>
       </w:r>
     </w:p>
